--- a/lessons/2-3/downloads/reveal/teacher/2.3-session-1-prerequisite-practice-a.docx
+++ b/lessons/2-3/downloads/reveal/teacher/2.3-session-1-prerequisite-practice-a.docx
@@ -15,10 +15,28 @@
         <w:rPr>
           <w:rFonts w:ascii="Avenir Next" w:hAnsi="Avenir Next" w:cs="Avenir Next" w:eastAsia="Avenir Next"/>
           <w:color w:val="1A1A1A"/>
+          <w:sz w:val="22"/>
+          <w:szCs w:val="20"/>
+        </w:rPr>
+        <w:t xml:space="preserve">Name</w:t>
+      </w:r>
+      <w:r>
+        <w:rPr>
+          <w:rFonts w:ascii="Avenir Next" w:hAnsi="Avenir Next" w:cs="Avenir Next" w:eastAsia="Avenir Next"/>
+          <w:color w:val="1A1A1A"/>
           <w:sz w:val="20"/>
           <w:szCs w:val="20"/>
         </w:rPr>
-        <w:t xml:space="preserve">Name</w:t>
+        <w:tab/>
+      </w:r>
+      <w:r>
+        <w:rPr>
+          <w:rFonts w:ascii="Avenir Next" w:hAnsi="Avenir Next" w:cs="Avenir Next" w:eastAsia="Avenir Next"/>
+          <w:color w:val="1A1A1A"/>
+          <w:sz w:val="22"/>
+          <w:szCs w:val="20"/>
+        </w:rPr>
+        <w:t xml:space="preserve">   Date</w:t>
       </w:r>
       <w:r>
         <w:rPr>
@@ -33,25 +51,7 @@
         <w:rPr>
           <w:rFonts w:ascii="Avenir Next" w:hAnsi="Avenir Next" w:cs="Avenir Next" w:eastAsia="Avenir Next"/>
           <w:color w:val="1A1A1A"/>
-          <w:sz w:val="20"/>
-          <w:szCs w:val="20"/>
-        </w:rPr>
-        <w:t xml:space="preserve">   Date</w:t>
-      </w:r>
-      <w:r>
-        <w:rPr>
-          <w:rFonts w:ascii="Avenir Next" w:hAnsi="Avenir Next" w:cs="Avenir Next" w:eastAsia="Avenir Next"/>
-          <w:color w:val="1A1A1A"/>
-          <w:sz w:val="20"/>
-          <w:szCs w:val="20"/>
-        </w:rPr>
-        <w:tab/>
-      </w:r>
-      <w:r>
-        <w:rPr>
-          <w:rFonts w:ascii="Avenir Next" w:hAnsi="Avenir Next" w:cs="Avenir Next" w:eastAsia="Avenir Next"/>
-          <w:color w:val="1A1A1A"/>
-          <w:sz w:val="20"/>
+          <w:sz w:val="22"/>
           <w:szCs w:val="20"/>
         </w:rPr>
         <w:t xml:space="preserve">   Period</w:t>
@@ -78,7 +78,7 @@
           <w:caps/>
           <w:color w:val="003A70"/>
           <w:spacing w:val="12"/>
-          <w:sz w:val="19"/>
+          <w:sz w:val="22"/>
           <w:szCs w:val="19"/>
         </w:rPr>
         <w:t xml:space="preserve">Lesson 2-3  ·  Session 1  ·  Prerequisite Practice A  ·  Skill 1 of 2</w:t>
@@ -86,6 +86,7 @@
     </w:p>
     <w:p>
       <w:pPr>
+        <w:pStyle w:val="Heading1"/>
         <w:keepNext/>
         <w:spacing w:before="0" w:after="10" w:line="240" w:lineRule="auto"/>
       </w:pPr>
@@ -111,7 +112,7 @@
         <w:rPr>
           <w:rFonts w:ascii="Avenir Next" w:hAnsi="Avenir Next" w:cs="Avenir Next" w:eastAsia="Avenir Next"/>
           <w:color w:val="5A5F66"/>
-          <w:sz w:val="17"/>
+          <w:sz w:val="22"/>
           <w:szCs w:val="17"/>
         </w:rPr>
         <w:t xml:space="preserve">Builds on Grade 4 · 4.NBT.A.2</w:t>
@@ -154,6 +155,7 @@
           </w:tcPr>
           <w:p>
             <w:pPr>
+              <w:pStyle w:val="Heading2"/>
               <w:spacing w:before="0" w:after="0" w:line="252" w:lineRule="auto"/>
             </w:pPr>
             <w:r>
@@ -183,7 +185,7 @@
               <w:rPr>
                 <w:rFonts w:ascii="Avenir Next" w:hAnsi="Avenir Next" w:cs="Avenir Next" w:eastAsia="Avenir Next"/>
                 <w:color w:val="1A1A1A"/>
-                <w:sz w:val="20"/>
+                <w:sz w:val="22"/>
                 <w:szCs w:val="20"/>
               </w:rPr>
               <w:t xml:space="preserve">You will order nine club sizes, like 14, 9, 22, 17, …, to find the middle value.</w:t>
@@ -203,6 +205,7 @@
           </w:tcPr>
           <w:p>
             <w:pPr>
+              <w:pStyle w:val="Heading2"/>
               <w:spacing w:before="0" w:after="0" w:line="252" w:lineRule="auto"/>
             </w:pPr>
             <w:r>
@@ -232,7 +235,7 @@
               <w:rPr>
                 <w:rFonts w:ascii="Avenir Next" w:hAnsi="Avenir Next" w:cs="Avenir Next" w:eastAsia="Avenir Next"/>
                 <w:color w:val="1A1A1A"/>
-                <w:sz w:val="20"/>
+                <w:sz w:val="22"/>
                 <w:szCs w:val="20"/>
               </w:rPr>
               <w:t xml:space="preserve">Write a list from least to greatest without losing any value.  </w:t>
@@ -242,7 +245,7 @@
                 <w:rFonts w:ascii="Avenir Next" w:hAnsi="Avenir Next" w:cs="Avenir Next" w:eastAsia="Avenir Next"/>
                 <w:b/>
                 <w:color w:val="1A1A1A"/>
-                <w:sz w:val="20"/>
+                <w:sz w:val="22"/>
                 <w:szCs w:val="20"/>
               </w:rPr>
               <w:t xml:space="preserve">You will use it in Practice Form A, problems 1 and 4.</w:t>
@@ -253,6 +256,7 @@
     </w:tbl>
     <w:p>
       <w:pPr>
+        <w:pStyle w:val="Heading2"/>
         <w:keepNext/>
         <w:pBdr>
           <w:bottom w:val="single" w:sz="8" w:space="3" w:color="003A70"/>
@@ -268,7 +272,7 @@
           <w:b/>
           <w:color w:val="003A70"/>
           <w:spacing w:val="14"/>
-          <w:sz w:val="19"/>
+          <w:sz w:val="22"/>
           <w:szCs w:val="19"/>
         </w:rPr>
         <w:t xml:space="preserve">STEPS TO FOLLOW</w:t>
@@ -287,7 +291,7 @@
           <w:rFonts w:ascii="Avenir Next" w:hAnsi="Avenir Next" w:cs="Avenir Next" w:eastAsia="Avenir Next"/>
           <w:i/>
           <w:color w:val="5A5F66"/>
-          <w:sz w:val="17"/>
+          <w:sz w:val="22"/>
           <w:szCs w:val="17"/>
         </w:rPr>
         <w:t xml:space="preserve">use these same steps on every problem</w:t>
@@ -329,6 +333,7 @@
           </w:tcPr>
           <w:p>
             <w:pPr>
+              <w:pStyle w:val="Heading1"/>
               <w:spacing w:before="0" w:after="0" w:line="240" w:lineRule="auto"/>
               <w:jc w:val="center"/>
             </w:pPr>
@@ -357,7 +362,7 @@
               <w:rPr>
                 <w:rFonts w:ascii="Avenir Next" w:hAnsi="Avenir Next" w:cs="Avenir Next" w:eastAsia="Avenir Next"/>
                 <w:color w:val="1A1A1A"/>
-                <w:sz w:val="21"/>
+                <w:sz w:val="22"/>
                 <w:szCs w:val="21"/>
               </w:rPr>
               <w:t xml:space="preserve">Find the </w:t>
@@ -367,7 +372,7 @@
                 <w:rFonts w:ascii="Avenir Next" w:hAnsi="Avenir Next" w:cs="Avenir Next" w:eastAsia="Avenir Next"/>
                 <w:b/>
                 <w:color w:val="1A1A1A"/>
-                <w:sz w:val="21"/>
+                <w:sz w:val="22"/>
                 <w:szCs w:val="21"/>
               </w:rPr>
               <w:t xml:space="preserve">least</w:t>
@@ -376,7 +381,7 @@
               <w:rPr>
                 <w:rFonts w:ascii="Avenir Next" w:hAnsi="Avenir Next" w:cs="Avenir Next" w:eastAsia="Avenir Next"/>
                 <w:color w:val="1A1A1A"/>
-                <w:sz w:val="21"/>
+                <w:sz w:val="22"/>
                 <w:szCs w:val="21"/>
               </w:rPr>
               <w:t xml:space="preserve"> value. Write it first.</w:t>
@@ -395,6 +400,7 @@
           </w:tcPr>
           <w:p>
             <w:pPr>
+              <w:pStyle w:val="Heading1"/>
               <w:spacing w:before="0" w:after="0" w:line="240" w:lineRule="auto"/>
               <w:jc w:val="center"/>
             </w:pPr>
@@ -423,7 +429,7 @@
               <w:rPr>
                 <w:rFonts w:ascii="Avenir Next" w:hAnsi="Avenir Next" w:cs="Avenir Next" w:eastAsia="Avenir Next"/>
                 <w:color w:val="1A1A1A"/>
-                <w:sz w:val="21"/>
+                <w:sz w:val="22"/>
                 <w:szCs w:val="21"/>
               </w:rPr>
               <w:t xml:space="preserve">Cross it </w:t>
@@ -433,7 +439,7 @@
                 <w:rFonts w:ascii="Avenir Next" w:hAnsi="Avenir Next" w:cs="Avenir Next" w:eastAsia="Avenir Next"/>
                 <w:b/>
                 <w:color w:val="1A1A1A"/>
-                <w:sz w:val="21"/>
+                <w:sz w:val="22"/>
                 <w:szCs w:val="21"/>
               </w:rPr>
               <w:t xml:space="preserve">off</w:t>
@@ -442,7 +448,7 @@
               <w:rPr>
                 <w:rFonts w:ascii="Avenir Next" w:hAnsi="Avenir Next" w:cs="Avenir Next" w:eastAsia="Avenir Next"/>
                 <w:color w:val="1A1A1A"/>
-                <w:sz w:val="21"/>
+                <w:sz w:val="22"/>
                 <w:szCs w:val="21"/>
               </w:rPr>
               <w:t xml:space="preserve">. Find the next least.</w:t>
@@ -461,6 +467,7 @@
           </w:tcPr>
           <w:p>
             <w:pPr>
+              <w:pStyle w:val="Heading1"/>
               <w:spacing w:before="0" w:after="0" w:line="240" w:lineRule="auto"/>
               <w:jc w:val="center"/>
             </w:pPr>
@@ -489,7 +496,7 @@
               <w:rPr>
                 <w:rFonts w:ascii="Avenir Next" w:hAnsi="Avenir Next" w:cs="Avenir Next" w:eastAsia="Avenir Next"/>
                 <w:color w:val="1A1A1A"/>
-                <w:sz w:val="21"/>
+                <w:sz w:val="22"/>
                 <w:szCs w:val="21"/>
               </w:rPr>
               <w:t xml:space="preserve">Repeat. Then </w:t>
@@ -499,7 +506,7 @@
                 <w:rFonts w:ascii="Avenir Next" w:hAnsi="Avenir Next" w:cs="Avenir Next" w:eastAsia="Avenir Next"/>
                 <w:b/>
                 <w:color w:val="1A1A1A"/>
-                <w:sz w:val="21"/>
+                <w:sz w:val="22"/>
                 <w:szCs w:val="21"/>
               </w:rPr>
               <w:t xml:space="preserve">count</w:t>
@@ -508,7 +515,7 @@
               <w:rPr>
                 <w:rFonts w:ascii="Avenir Next" w:hAnsi="Avenir Next" w:cs="Avenir Next" w:eastAsia="Avenir Next"/>
                 <w:color w:val="1A1A1A"/>
-                <w:sz w:val="21"/>
+                <w:sz w:val="22"/>
                 <w:szCs w:val="21"/>
               </w:rPr>
               <w:t xml:space="preserve">: same number of values?</w:t>
@@ -519,6 +526,7 @@
     </w:tbl>
     <w:p>
       <w:pPr>
+        <w:pStyle w:val="Heading2"/>
         <w:keepNext/>
         <w:pBdr>
           <w:bottom w:val="single" w:sz="8" w:space="3" w:color="003A70"/>
@@ -534,7 +542,7 @@
           <w:b/>
           <w:color w:val="003A70"/>
           <w:spacing w:val="14"/>
-          <w:sz w:val="19"/>
+          <w:sz w:val="22"/>
           <w:szCs w:val="19"/>
         </w:rPr>
         <w:t xml:space="preserve">WATCH ME</w:t>
@@ -553,7 +561,7 @@
           <w:rFonts w:ascii="Avenir Next" w:hAnsi="Avenir Next" w:cs="Avenir Next" w:eastAsia="Avenir Next"/>
           <w:i/>
           <w:color w:val="5A5F66"/>
-          <w:sz w:val="17"/>
+          <w:sz w:val="22"/>
           <w:szCs w:val="17"/>
         </w:rPr>
         <w:t xml:space="preserve">the steps in action</w:t>
@@ -568,7 +576,7 @@
           <w:rFonts w:ascii="Avenir Next" w:hAnsi="Avenir Next" w:cs="Avenir Next" w:eastAsia="Avenir Next"/>
           <w:b/>
           <w:color w:val="1A1A1A"/>
-          <w:sz w:val="21"/>
+          <w:sz w:val="22"/>
           <w:szCs w:val="21"/>
         </w:rPr>
         <w:t xml:space="preserve">Order 9, 4, 15, 6, 11.</w:t>
@@ -587,25 +595,25 @@
           <w:rFonts w:ascii="Avenir Next" w:hAnsi="Avenir Next" w:cs="Avenir Next" w:eastAsia="Avenir Next"/>
           <w:b/>
           <w:color w:val="003A70"/>
+          <w:sz w:val="22"/>
+          <w:szCs w:val="19"/>
+        </w:rPr>
+        <w:t xml:space="preserve">Step 1</w:t>
+      </w:r>
+      <w:r>
+        <w:rPr>
+          <w:rFonts w:ascii="Avenir Next" w:hAnsi="Avenir Next" w:cs="Avenir Next" w:eastAsia="Avenir Next"/>
+          <w:color w:val="1A1A1A"/>
           <w:sz w:val="19"/>
           <w:szCs w:val="19"/>
         </w:rPr>
-        <w:t xml:space="preserve">Step 1</w:t>
-      </w:r>
-      <w:r>
-        <w:rPr>
-          <w:rFonts w:ascii="Avenir Next" w:hAnsi="Avenir Next" w:cs="Avenir Next" w:eastAsia="Avenir Next"/>
-          <w:color w:val="1A1A1A"/>
-          <w:sz w:val="19"/>
-          <w:szCs w:val="19"/>
-        </w:rPr>
         <w:tab/>
       </w:r>
       <w:r>
         <w:rPr>
           <w:rFonts w:ascii="Avenir Next" w:hAnsi="Avenir Next" w:cs="Avenir Next" w:eastAsia="Avenir Next"/>
           <w:color w:val="1A1A1A"/>
-          <w:sz w:val="21"/>
+          <w:sz w:val="22"/>
           <w:szCs w:val="21"/>
         </w:rPr>
         <w:t xml:space="preserve">The least is 4. Write 4.</w:t>
@@ -624,25 +632,25 @@
           <w:rFonts w:ascii="Avenir Next" w:hAnsi="Avenir Next" w:cs="Avenir Next" w:eastAsia="Avenir Next"/>
           <w:b/>
           <w:color w:val="003A70"/>
+          <w:sz w:val="22"/>
+          <w:szCs w:val="19"/>
+        </w:rPr>
+        <w:t xml:space="preserve">Step 2</w:t>
+      </w:r>
+      <w:r>
+        <w:rPr>
+          <w:rFonts w:ascii="Avenir Next" w:hAnsi="Avenir Next" w:cs="Avenir Next" w:eastAsia="Avenir Next"/>
+          <w:color w:val="1A1A1A"/>
           <w:sz w:val="19"/>
           <w:szCs w:val="19"/>
         </w:rPr>
-        <w:t xml:space="preserve">Step 2</w:t>
-      </w:r>
-      <w:r>
-        <w:rPr>
-          <w:rFonts w:ascii="Avenir Next" w:hAnsi="Avenir Next" w:cs="Avenir Next" w:eastAsia="Avenir Next"/>
-          <w:color w:val="1A1A1A"/>
-          <w:sz w:val="19"/>
-          <w:szCs w:val="19"/>
-        </w:rPr>
         <w:tab/>
       </w:r>
       <w:r>
         <w:rPr>
           <w:rFonts w:ascii="Avenir Next" w:hAnsi="Avenir Next" w:cs="Avenir Next" w:eastAsia="Avenir Next"/>
           <w:color w:val="1A1A1A"/>
-          <w:sz w:val="21"/>
+          <w:sz w:val="22"/>
           <w:szCs w:val="21"/>
         </w:rPr>
         <w:t xml:space="preserve">Cross off 4. The next least is 6, then 9.</w:t>
@@ -661,25 +669,25 @@
           <w:rFonts w:ascii="Avenir Next" w:hAnsi="Avenir Next" w:cs="Avenir Next" w:eastAsia="Avenir Next"/>
           <w:b/>
           <w:color w:val="003A70"/>
+          <w:sz w:val="22"/>
+          <w:szCs w:val="19"/>
+        </w:rPr>
+        <w:t xml:space="preserve">Step 3</w:t>
+      </w:r>
+      <w:r>
+        <w:rPr>
+          <w:rFonts w:ascii="Avenir Next" w:hAnsi="Avenir Next" w:cs="Avenir Next" w:eastAsia="Avenir Next"/>
+          <w:color w:val="1A1A1A"/>
           <w:sz w:val="19"/>
           <w:szCs w:val="19"/>
         </w:rPr>
-        <w:t xml:space="preserve">Step 3</w:t>
-      </w:r>
-      <w:r>
-        <w:rPr>
-          <w:rFonts w:ascii="Avenir Next" w:hAnsi="Avenir Next" w:cs="Avenir Next" w:eastAsia="Avenir Next"/>
-          <w:color w:val="1A1A1A"/>
-          <w:sz w:val="19"/>
-          <w:szCs w:val="19"/>
-        </w:rPr>
         <w:tab/>
       </w:r>
       <w:r>
         <w:rPr>
           <w:rFonts w:ascii="Avenir Next" w:hAnsi="Avenir Next" w:cs="Avenir Next" w:eastAsia="Avenir Next"/>
           <w:color w:val="1A1A1A"/>
-          <w:sz w:val="21"/>
+          <w:sz w:val="22"/>
           <w:szCs w:val="21"/>
         </w:rPr>
         <w:t xml:space="preserve">Then 11 and 15. 5 values in, 5 out.</w:t>
@@ -698,18 +706,18 @@
           <w:rFonts w:ascii="Avenir Next" w:hAnsi="Avenir Next" w:cs="Avenir Next" w:eastAsia="Avenir Next"/>
           <w:b/>
           <w:color w:val="1A1A1A"/>
+          <w:sz w:val="22"/>
+          <w:szCs w:val="21"/>
+        </w:rPr>
+        <w:t xml:space="preserve">Answer</w:t>
+      </w:r>
+      <w:r>
+        <w:rPr>
+          <w:rFonts w:ascii="Avenir Next" w:hAnsi="Avenir Next" w:cs="Avenir Next" w:eastAsia="Avenir Next"/>
+          <w:color w:val="1A1A1A"/>
           <w:sz w:val="21"/>
           <w:szCs w:val="21"/>
         </w:rPr>
-        <w:t xml:space="preserve">Answer</w:t>
-      </w:r>
-      <w:r>
-        <w:rPr>
-          <w:rFonts w:ascii="Avenir Next" w:hAnsi="Avenir Next" w:cs="Avenir Next" w:eastAsia="Avenir Next"/>
-          <w:color w:val="1A1A1A"/>
-          <w:sz w:val="21"/>
-          <w:szCs w:val="21"/>
-        </w:rPr>
         <w:tab/>
       </w:r>
       <w:r>
@@ -717,7 +725,7 @@
           <w:rFonts w:ascii="Avenir Next" w:hAnsi="Avenir Next" w:cs="Avenir Next" w:eastAsia="Avenir Next"/>
           <w:b/>
           <w:color w:val="1A1A1A"/>
-          <w:sz w:val="21"/>
+          <w:sz w:val="22"/>
           <w:szCs w:val="21"/>
         </w:rPr>
         <w:t xml:space="preserve">4, 6, 9, 11, 15</w:t>
@@ -725,6 +733,7 @@
     </w:p>
     <w:p>
       <w:pPr>
+        <w:pStyle w:val="Heading2"/>
         <w:keepNext/>
         <w:pBdr>
           <w:bottom w:val="single" w:sz="8" w:space="3" w:color="003A70"/>
@@ -740,7 +749,7 @@
           <w:b/>
           <w:color w:val="003A70"/>
           <w:spacing w:val="14"/>
-          <w:sz w:val="19"/>
+          <w:sz w:val="22"/>
           <w:szCs w:val="19"/>
         </w:rPr>
         <w:t xml:space="preserve">TRY IT WITH HELP</w:t>
@@ -759,7 +768,7 @@
           <w:rFonts w:ascii="Avenir Next" w:hAnsi="Avenir Next" w:cs="Avenir Next" w:eastAsia="Avenir Next"/>
           <w:i/>
           <w:color w:val="5A5F66"/>
-          <w:sz w:val="17"/>
+          <w:sz w:val="22"/>
           <w:szCs w:val="17"/>
         </w:rPr>
         <w:t xml:space="preserve">fill in each step</w:t>
@@ -817,35 +826,35 @@
           <w:rFonts w:ascii="Avenir Next" w:hAnsi="Avenir Next" w:cs="Avenir Next" w:eastAsia="Avenir Next"/>
           <w:b/>
           <w:color w:val="003A70"/>
+          <w:sz w:val="22"/>
+          <w:szCs w:val="18"/>
+        </w:rPr>
+        <w:t xml:space="preserve">Step 1</w:t>
+      </w:r>
+      <w:r>
+        <w:rPr>
+          <w:rFonts w:ascii="Avenir Next" w:hAnsi="Avenir Next" w:cs="Avenir Next" w:eastAsia="Avenir Next"/>
+          <w:color w:val="1A1A1A"/>
           <w:sz w:val="18"/>
           <w:szCs w:val="18"/>
         </w:rPr>
-        <w:t xml:space="preserve">Step 1</w:t>
-      </w:r>
-      <w:r>
-        <w:rPr>
-          <w:rFonts w:ascii="Avenir Next" w:hAnsi="Avenir Next" w:cs="Avenir Next" w:eastAsia="Avenir Next"/>
-          <w:color w:val="1A1A1A"/>
-          <w:sz w:val="18"/>
-          <w:szCs w:val="18"/>
-        </w:rPr>
         <w:tab/>
       </w:r>
       <w:r>
         <w:rPr>
           <w:rFonts w:ascii="Avenir Next" w:hAnsi="Avenir Next" w:cs="Avenir Next" w:eastAsia="Avenir Next"/>
           <w:color w:val="1A1A1A"/>
+          <w:sz w:val="22"/>
+          <w:szCs w:val="21"/>
+        </w:rPr>
+        <w:t xml:space="preserve">The least is </w:t>
+      </w:r>
+      <w:r>
+        <w:rPr>
+          <w:rFonts w:ascii="Avenir Next" w:hAnsi="Avenir Next" w:cs="Avenir Next" w:eastAsia="Avenir Next"/>
+          <w:color w:val="1A1A1A"/>
           <w:sz w:val="21"/>
           <w:szCs w:val="21"/>
-        </w:rPr>
-        <w:t xml:space="preserve">The least is </w:t>
-      </w:r>
-      <w:r>
-        <w:rPr>
-          <w:rFonts w:ascii="Avenir Next" w:hAnsi="Avenir Next" w:cs="Avenir Next" w:eastAsia="Avenir Next"/>
-          <w:color w:val="1A1A1A"/>
-          <w:sz w:val="21"/>
-          <w:szCs w:val="21"/>
           <w:u w:val="single"/>
         </w:rPr>
         <w:t xml:space="preserve">                </w:t>
@@ -854,7 +863,7 @@
         <w:rPr>
           <w:rFonts w:ascii="Avenir Next" w:hAnsi="Avenir Next" w:cs="Avenir Next" w:eastAsia="Avenir Next"/>
           <w:color w:val="1A1A1A"/>
-          <w:sz w:val="21"/>
+          <w:sz w:val="22"/>
           <w:szCs w:val="21"/>
         </w:rPr>
         <w:t xml:space="preserve">.</w:t>
@@ -874,28 +883,47 @@
           <w:rFonts w:ascii="Avenir Next" w:hAnsi="Avenir Next" w:cs="Avenir Next" w:eastAsia="Avenir Next"/>
           <w:b/>
           <w:color w:val="003A70"/>
+          <w:sz w:val="22"/>
+          <w:szCs w:val="18"/>
+        </w:rPr>
+        <w:t xml:space="preserve">Step 2</w:t>
+      </w:r>
+      <w:r>
+        <w:rPr>
+          <w:rFonts w:ascii="Avenir Next" w:hAnsi="Avenir Next" w:cs="Avenir Next" w:eastAsia="Avenir Next"/>
+          <w:color w:val="1A1A1A"/>
           <w:sz w:val="18"/>
           <w:szCs w:val="18"/>
         </w:rPr>
-        <w:t xml:space="preserve">Step 2</w:t>
-      </w:r>
-      <w:r>
-        <w:rPr>
-          <w:rFonts w:ascii="Avenir Next" w:hAnsi="Avenir Next" w:cs="Avenir Next" w:eastAsia="Avenir Next"/>
-          <w:color w:val="1A1A1A"/>
-          <w:sz w:val="18"/>
-          <w:szCs w:val="18"/>
-        </w:rPr>
         <w:tab/>
       </w:r>
       <w:r>
         <w:rPr>
           <w:rFonts w:ascii="Avenir Next" w:hAnsi="Avenir Next" w:cs="Avenir Next" w:eastAsia="Avenir Next"/>
           <w:color w:val="1A1A1A"/>
+          <w:sz w:val="22"/>
+          <w:szCs w:val="21"/>
+        </w:rPr>
+        <w:t xml:space="preserve">Next: </w:t>
+      </w:r>
+      <w:r>
+        <w:rPr>
+          <w:rFonts w:ascii="Avenir Next" w:hAnsi="Avenir Next" w:cs="Avenir Next" w:eastAsia="Avenir Next"/>
+          <w:color w:val="1A1A1A"/>
           <w:sz w:val="21"/>
           <w:szCs w:val="21"/>
-        </w:rPr>
-        <w:t xml:space="preserve">Next: </w:t>
+          <w:u w:val="single"/>
+        </w:rPr>
+        <w:t xml:space="preserve">                </w:t>
+      </w:r>
+      <w:r>
+        <w:rPr>
+          <w:rFonts w:ascii="Avenir Next" w:hAnsi="Avenir Next" w:cs="Avenir Next" w:eastAsia="Avenir Next"/>
+          <w:color w:val="1A1A1A"/>
+          <w:sz w:val="22"/>
+          <w:szCs w:val="21"/>
+        </w:rPr>
+        <w:t xml:space="preserve">, </w:t>
       </w:r>
       <w:r>
         <w:rPr>
@@ -911,17 +939,17 @@
         <w:rPr>
           <w:rFonts w:ascii="Avenir Next" w:hAnsi="Avenir Next" w:cs="Avenir Next" w:eastAsia="Avenir Next"/>
           <w:color w:val="1A1A1A"/>
+          <w:sz w:val="22"/>
+          <w:szCs w:val="21"/>
+        </w:rPr>
+        <w:t xml:space="preserve">, </w:t>
+      </w:r>
+      <w:r>
+        <w:rPr>
+          <w:rFonts w:ascii="Avenir Next" w:hAnsi="Avenir Next" w:cs="Avenir Next" w:eastAsia="Avenir Next"/>
+          <w:color w:val="1A1A1A"/>
           <w:sz w:val="21"/>
           <w:szCs w:val="21"/>
-        </w:rPr>
-        <w:t xml:space="preserve">, </w:t>
-      </w:r>
-      <w:r>
-        <w:rPr>
-          <w:rFonts w:ascii="Avenir Next" w:hAnsi="Avenir Next" w:cs="Avenir Next" w:eastAsia="Avenir Next"/>
-          <w:color w:val="1A1A1A"/>
-          <w:sz w:val="21"/>
-          <w:szCs w:val="21"/>
           <w:u w:val="single"/>
         </w:rPr>
         <w:t xml:space="preserve">                </w:t>
@@ -930,26 +958,7 @@
         <w:rPr>
           <w:rFonts w:ascii="Avenir Next" w:hAnsi="Avenir Next" w:cs="Avenir Next" w:eastAsia="Avenir Next"/>
           <w:color w:val="1A1A1A"/>
-          <w:sz w:val="21"/>
-          <w:szCs w:val="21"/>
-        </w:rPr>
-        <w:t xml:space="preserve">, </w:t>
-      </w:r>
-      <w:r>
-        <w:rPr>
-          <w:rFonts w:ascii="Avenir Next" w:hAnsi="Avenir Next" w:cs="Avenir Next" w:eastAsia="Avenir Next"/>
-          <w:color w:val="1A1A1A"/>
-          <w:sz w:val="21"/>
-          <w:szCs w:val="21"/>
-          <w:u w:val="single"/>
-        </w:rPr>
-        <w:t xml:space="preserve">                </w:t>
-      </w:r>
-      <w:r>
-        <w:rPr>
-          <w:rFonts w:ascii="Avenir Next" w:hAnsi="Avenir Next" w:cs="Avenir Next" w:eastAsia="Avenir Next"/>
-          <w:color w:val="1A1A1A"/>
-          <w:sz w:val="21"/>
+          <w:sz w:val="22"/>
           <w:szCs w:val="21"/>
         </w:rPr>
         <w:t xml:space="preserve">.</w:t>
@@ -969,28 +978,47 @@
           <w:rFonts w:ascii="Avenir Next" w:hAnsi="Avenir Next" w:cs="Avenir Next" w:eastAsia="Avenir Next"/>
           <w:b/>
           <w:color w:val="003A70"/>
+          <w:sz w:val="22"/>
+          <w:szCs w:val="18"/>
+        </w:rPr>
+        <w:t xml:space="preserve">Step 3</w:t>
+      </w:r>
+      <w:r>
+        <w:rPr>
+          <w:rFonts w:ascii="Avenir Next" w:hAnsi="Avenir Next" w:cs="Avenir Next" w:eastAsia="Avenir Next"/>
+          <w:color w:val="1A1A1A"/>
           <w:sz w:val="18"/>
           <w:szCs w:val="18"/>
         </w:rPr>
-        <w:t xml:space="preserve">Step 3</w:t>
-      </w:r>
-      <w:r>
-        <w:rPr>
-          <w:rFonts w:ascii="Avenir Next" w:hAnsi="Avenir Next" w:cs="Avenir Next" w:eastAsia="Avenir Next"/>
-          <w:color w:val="1A1A1A"/>
-          <w:sz w:val="18"/>
-          <w:szCs w:val="18"/>
-        </w:rPr>
         <w:tab/>
       </w:r>
       <w:r>
         <w:rPr>
           <w:rFonts w:ascii="Avenir Next" w:hAnsi="Avenir Next" w:cs="Avenir Next" w:eastAsia="Avenir Next"/>
           <w:color w:val="1A1A1A"/>
+          <w:sz w:val="22"/>
+          <w:szCs w:val="21"/>
+        </w:rPr>
+        <w:t xml:space="preserve">Last: </w:t>
+      </w:r>
+      <w:r>
+        <w:rPr>
+          <w:rFonts w:ascii="Avenir Next" w:hAnsi="Avenir Next" w:cs="Avenir Next" w:eastAsia="Avenir Next"/>
+          <w:color w:val="1A1A1A"/>
           <w:sz w:val="21"/>
           <w:szCs w:val="21"/>
-        </w:rPr>
-        <w:t xml:space="preserve">Last: </w:t>
+          <w:u w:val="single"/>
+        </w:rPr>
+        <w:t xml:space="preserve">                </w:t>
+      </w:r>
+      <w:r>
+        <w:rPr>
+          <w:rFonts w:ascii="Avenir Next" w:hAnsi="Avenir Next" w:cs="Avenir Next" w:eastAsia="Avenir Next"/>
+          <w:color w:val="1A1A1A"/>
+          <w:sz w:val="22"/>
+          <w:szCs w:val="21"/>
+        </w:rPr>
+        <w:t xml:space="preserve">. Count: </w:t>
       </w:r>
       <w:r>
         <w:rPr>
@@ -1006,26 +1034,7 @@
         <w:rPr>
           <w:rFonts w:ascii="Avenir Next" w:hAnsi="Avenir Next" w:cs="Avenir Next" w:eastAsia="Avenir Next"/>
           <w:color w:val="1A1A1A"/>
-          <w:sz w:val="21"/>
-          <w:szCs w:val="21"/>
-        </w:rPr>
-        <w:t xml:space="preserve">. Count: </w:t>
-      </w:r>
-      <w:r>
-        <w:rPr>
-          <w:rFonts w:ascii="Avenir Next" w:hAnsi="Avenir Next" w:cs="Avenir Next" w:eastAsia="Avenir Next"/>
-          <w:color w:val="1A1A1A"/>
-          <w:sz w:val="21"/>
-          <w:szCs w:val="21"/>
-          <w:u w:val="single"/>
-        </w:rPr>
-        <w:t xml:space="preserve">                </w:t>
-      </w:r>
-      <w:r>
-        <w:rPr>
-          <w:rFonts w:ascii="Avenir Next" w:hAnsi="Avenir Next" w:cs="Avenir Next" w:eastAsia="Avenir Next"/>
-          <w:color w:val="1A1A1A"/>
-          <w:sz w:val="21"/>
+          <w:sz w:val="22"/>
           <w:szCs w:val="21"/>
         </w:rPr>
         <w:t xml:space="preserve"> values.</w:t>
@@ -1088,35 +1097,35 @@
           <w:rFonts w:ascii="Avenir Next" w:hAnsi="Avenir Next" w:cs="Avenir Next" w:eastAsia="Avenir Next"/>
           <w:b/>
           <w:color w:val="003A70"/>
+          <w:sz w:val="22"/>
+          <w:szCs w:val="18"/>
+        </w:rPr>
+        <w:t xml:space="preserve">Step 1</w:t>
+      </w:r>
+      <w:r>
+        <w:rPr>
+          <w:rFonts w:ascii="Avenir Next" w:hAnsi="Avenir Next" w:cs="Avenir Next" w:eastAsia="Avenir Next"/>
+          <w:color w:val="1A1A1A"/>
           <w:sz w:val="18"/>
           <w:szCs w:val="18"/>
         </w:rPr>
-        <w:t xml:space="preserve">Step 1</w:t>
-      </w:r>
-      <w:r>
-        <w:rPr>
-          <w:rFonts w:ascii="Avenir Next" w:hAnsi="Avenir Next" w:cs="Avenir Next" w:eastAsia="Avenir Next"/>
-          <w:color w:val="1A1A1A"/>
-          <w:sz w:val="18"/>
-          <w:szCs w:val="18"/>
-        </w:rPr>
         <w:tab/>
       </w:r>
       <w:r>
         <w:rPr>
           <w:rFonts w:ascii="Avenir Next" w:hAnsi="Avenir Next" w:cs="Avenir Next" w:eastAsia="Avenir Next"/>
           <w:color w:val="1A1A1A"/>
+          <w:sz w:val="22"/>
+          <w:szCs w:val="21"/>
+        </w:rPr>
+        <w:t xml:space="preserve">The least is </w:t>
+      </w:r>
+      <w:r>
+        <w:rPr>
+          <w:rFonts w:ascii="Avenir Next" w:hAnsi="Avenir Next" w:cs="Avenir Next" w:eastAsia="Avenir Next"/>
+          <w:color w:val="1A1A1A"/>
           <w:sz w:val="21"/>
           <w:szCs w:val="21"/>
-        </w:rPr>
-        <w:t xml:space="preserve">The least is </w:t>
-      </w:r>
-      <w:r>
-        <w:rPr>
-          <w:rFonts w:ascii="Avenir Next" w:hAnsi="Avenir Next" w:cs="Avenir Next" w:eastAsia="Avenir Next"/>
-          <w:color w:val="1A1A1A"/>
-          <w:sz w:val="21"/>
-          <w:szCs w:val="21"/>
           <w:u w:val="single"/>
         </w:rPr>
         <w:t xml:space="preserve">                </w:t>
@@ -1125,7 +1134,7 @@
         <w:rPr>
           <w:rFonts w:ascii="Avenir Next" w:hAnsi="Avenir Next" w:cs="Avenir Next" w:eastAsia="Avenir Next"/>
           <w:color w:val="1A1A1A"/>
-          <w:sz w:val="21"/>
+          <w:sz w:val="22"/>
           <w:szCs w:val="21"/>
         </w:rPr>
         <w:t xml:space="preserve">.</w:t>
@@ -1145,28 +1154,47 @@
           <w:rFonts w:ascii="Avenir Next" w:hAnsi="Avenir Next" w:cs="Avenir Next" w:eastAsia="Avenir Next"/>
           <w:b/>
           <w:color w:val="003A70"/>
+          <w:sz w:val="22"/>
+          <w:szCs w:val="18"/>
+        </w:rPr>
+        <w:t xml:space="preserve">Step 2</w:t>
+      </w:r>
+      <w:r>
+        <w:rPr>
+          <w:rFonts w:ascii="Avenir Next" w:hAnsi="Avenir Next" w:cs="Avenir Next" w:eastAsia="Avenir Next"/>
+          <w:color w:val="1A1A1A"/>
           <w:sz w:val="18"/>
           <w:szCs w:val="18"/>
         </w:rPr>
-        <w:t xml:space="preserve">Step 2</w:t>
-      </w:r>
-      <w:r>
-        <w:rPr>
-          <w:rFonts w:ascii="Avenir Next" w:hAnsi="Avenir Next" w:cs="Avenir Next" w:eastAsia="Avenir Next"/>
-          <w:color w:val="1A1A1A"/>
-          <w:sz w:val="18"/>
-          <w:szCs w:val="18"/>
-        </w:rPr>
         <w:tab/>
       </w:r>
       <w:r>
         <w:rPr>
           <w:rFonts w:ascii="Avenir Next" w:hAnsi="Avenir Next" w:cs="Avenir Next" w:eastAsia="Avenir Next"/>
           <w:color w:val="1A1A1A"/>
+          <w:sz w:val="22"/>
+          <w:szCs w:val="21"/>
+        </w:rPr>
+        <w:t xml:space="preserve">Next: </w:t>
+      </w:r>
+      <w:r>
+        <w:rPr>
+          <w:rFonts w:ascii="Avenir Next" w:hAnsi="Avenir Next" w:cs="Avenir Next" w:eastAsia="Avenir Next"/>
+          <w:color w:val="1A1A1A"/>
           <w:sz w:val="21"/>
           <w:szCs w:val="21"/>
-        </w:rPr>
-        <w:t xml:space="preserve">Next: </w:t>
+          <w:u w:val="single"/>
+        </w:rPr>
+        <w:t xml:space="preserve">                </w:t>
+      </w:r>
+      <w:r>
+        <w:rPr>
+          <w:rFonts w:ascii="Avenir Next" w:hAnsi="Avenir Next" w:cs="Avenir Next" w:eastAsia="Avenir Next"/>
+          <w:color w:val="1A1A1A"/>
+          <w:sz w:val="22"/>
+          <w:szCs w:val="21"/>
+        </w:rPr>
+        <w:t xml:space="preserve">, </w:t>
       </w:r>
       <w:r>
         <w:rPr>
@@ -1182,17 +1210,17 @@
         <w:rPr>
           <w:rFonts w:ascii="Avenir Next" w:hAnsi="Avenir Next" w:cs="Avenir Next" w:eastAsia="Avenir Next"/>
           <w:color w:val="1A1A1A"/>
+          <w:sz w:val="22"/>
+          <w:szCs w:val="21"/>
+        </w:rPr>
+        <w:t xml:space="preserve">, </w:t>
+      </w:r>
+      <w:r>
+        <w:rPr>
+          <w:rFonts w:ascii="Avenir Next" w:hAnsi="Avenir Next" w:cs="Avenir Next" w:eastAsia="Avenir Next"/>
+          <w:color w:val="1A1A1A"/>
           <w:sz w:val="21"/>
           <w:szCs w:val="21"/>
-        </w:rPr>
-        <w:t xml:space="preserve">, </w:t>
-      </w:r>
-      <w:r>
-        <w:rPr>
-          <w:rFonts w:ascii="Avenir Next" w:hAnsi="Avenir Next" w:cs="Avenir Next" w:eastAsia="Avenir Next"/>
-          <w:color w:val="1A1A1A"/>
-          <w:sz w:val="21"/>
-          <w:szCs w:val="21"/>
           <w:u w:val="single"/>
         </w:rPr>
         <w:t xml:space="preserve">                </w:t>
@@ -1201,26 +1229,7 @@
         <w:rPr>
           <w:rFonts w:ascii="Avenir Next" w:hAnsi="Avenir Next" w:cs="Avenir Next" w:eastAsia="Avenir Next"/>
           <w:color w:val="1A1A1A"/>
-          <w:sz w:val="21"/>
-          <w:szCs w:val="21"/>
-        </w:rPr>
-        <w:t xml:space="preserve">, </w:t>
-      </w:r>
-      <w:r>
-        <w:rPr>
-          <w:rFonts w:ascii="Avenir Next" w:hAnsi="Avenir Next" w:cs="Avenir Next" w:eastAsia="Avenir Next"/>
-          <w:color w:val="1A1A1A"/>
-          <w:sz w:val="21"/>
-          <w:szCs w:val="21"/>
-          <w:u w:val="single"/>
-        </w:rPr>
-        <w:t xml:space="preserve">                </w:t>
-      </w:r>
-      <w:r>
-        <w:rPr>
-          <w:rFonts w:ascii="Avenir Next" w:hAnsi="Avenir Next" w:cs="Avenir Next" w:eastAsia="Avenir Next"/>
-          <w:color w:val="1A1A1A"/>
-          <w:sz w:val="21"/>
+          <w:sz w:val="22"/>
           <w:szCs w:val="21"/>
         </w:rPr>
         <w:t xml:space="preserve">.</w:t>
@@ -1240,28 +1249,47 @@
           <w:rFonts w:ascii="Avenir Next" w:hAnsi="Avenir Next" w:cs="Avenir Next" w:eastAsia="Avenir Next"/>
           <w:b/>
           <w:color w:val="003A70"/>
+          <w:sz w:val="22"/>
+          <w:szCs w:val="18"/>
+        </w:rPr>
+        <w:t xml:space="preserve">Step 3</w:t>
+      </w:r>
+      <w:r>
+        <w:rPr>
+          <w:rFonts w:ascii="Avenir Next" w:hAnsi="Avenir Next" w:cs="Avenir Next" w:eastAsia="Avenir Next"/>
+          <w:color w:val="1A1A1A"/>
           <w:sz w:val="18"/>
           <w:szCs w:val="18"/>
         </w:rPr>
-        <w:t xml:space="preserve">Step 3</w:t>
-      </w:r>
-      <w:r>
-        <w:rPr>
-          <w:rFonts w:ascii="Avenir Next" w:hAnsi="Avenir Next" w:cs="Avenir Next" w:eastAsia="Avenir Next"/>
-          <w:color w:val="1A1A1A"/>
-          <w:sz w:val="18"/>
-          <w:szCs w:val="18"/>
-        </w:rPr>
         <w:tab/>
       </w:r>
       <w:r>
         <w:rPr>
           <w:rFonts w:ascii="Avenir Next" w:hAnsi="Avenir Next" w:cs="Avenir Next" w:eastAsia="Avenir Next"/>
           <w:color w:val="1A1A1A"/>
+          <w:sz w:val="22"/>
+          <w:szCs w:val="21"/>
+        </w:rPr>
+        <w:t xml:space="preserve">Last: </w:t>
+      </w:r>
+      <w:r>
+        <w:rPr>
+          <w:rFonts w:ascii="Avenir Next" w:hAnsi="Avenir Next" w:cs="Avenir Next" w:eastAsia="Avenir Next"/>
+          <w:color w:val="1A1A1A"/>
           <w:sz w:val="21"/>
           <w:szCs w:val="21"/>
-        </w:rPr>
-        <w:t xml:space="preserve">Last: </w:t>
+          <w:u w:val="single"/>
+        </w:rPr>
+        <w:t xml:space="preserve">                </w:t>
+      </w:r>
+      <w:r>
+        <w:rPr>
+          <w:rFonts w:ascii="Avenir Next" w:hAnsi="Avenir Next" w:cs="Avenir Next" w:eastAsia="Avenir Next"/>
+          <w:color w:val="1A1A1A"/>
+          <w:sz w:val="22"/>
+          <w:szCs w:val="21"/>
+        </w:rPr>
+        <w:t xml:space="preserve">. Count: </w:t>
       </w:r>
       <w:r>
         <w:rPr>
@@ -1277,26 +1305,7 @@
         <w:rPr>
           <w:rFonts w:ascii="Avenir Next" w:hAnsi="Avenir Next" w:cs="Avenir Next" w:eastAsia="Avenir Next"/>
           <w:color w:val="1A1A1A"/>
-          <w:sz w:val="21"/>
-          <w:szCs w:val="21"/>
-        </w:rPr>
-        <w:t xml:space="preserve">. Count: </w:t>
-      </w:r>
-      <w:r>
-        <w:rPr>
-          <w:rFonts w:ascii="Avenir Next" w:hAnsi="Avenir Next" w:cs="Avenir Next" w:eastAsia="Avenir Next"/>
-          <w:color w:val="1A1A1A"/>
-          <w:sz w:val="21"/>
-          <w:szCs w:val="21"/>
-          <w:u w:val="single"/>
-        </w:rPr>
-        <w:t xml:space="preserve">                </w:t>
-      </w:r>
-      <w:r>
-        <w:rPr>
-          <w:rFonts w:ascii="Avenir Next" w:hAnsi="Avenir Next" w:cs="Avenir Next" w:eastAsia="Avenir Next"/>
-          <w:color w:val="1A1A1A"/>
-          <w:sz w:val="21"/>
+          <w:sz w:val="22"/>
           <w:szCs w:val="21"/>
         </w:rPr>
         <w:t xml:space="preserve"> values.</w:t>
@@ -1309,6 +1318,7 @@
     </w:p>
     <w:p>
       <w:pPr>
+        <w:pStyle w:val="Heading2"/>
         <w:keepNext/>
         <w:pBdr>
           <w:bottom w:val="single" w:sz="8" w:space="3" w:color="003A70"/>
@@ -1324,7 +1334,7 @@
           <w:b/>
           <w:color w:val="003A70"/>
           <w:spacing w:val="14"/>
-          <w:sz w:val="19"/>
+          <w:sz w:val="22"/>
           <w:szCs w:val="19"/>
         </w:rPr>
         <w:t xml:space="preserve">YOUR TURN</w:t>
@@ -1343,7 +1353,7 @@
           <w:rFonts w:ascii="Avenir Next" w:hAnsi="Avenir Next" w:cs="Avenir Next" w:eastAsia="Avenir Next"/>
           <w:i/>
           <w:color w:val="5A5F66"/>
-          <w:sz w:val="17"/>
+          <w:sz w:val="22"/>
           <w:szCs w:val="17"/>
         </w:rPr>
         <w:t xml:space="preserve">use the steps on your own</w:t>
@@ -1729,7 +1739,7 @@
       <w:pPr>
         <w:pageBreakBefore/>
         <w:keepNext/>
-        <w:spacing w:before="0" w:after="12" w:line="264" w:lineRule="auto"/>
+        <w:spacing w:before="0" w:after="12" w:line="252" w:lineRule="auto"/>
       </w:pPr>
       <w:r>
         <w:rPr>
@@ -1738,7 +1748,7 @@
           <w:caps/>
           <w:color w:val="003A70"/>
           <w:spacing w:val="12"/>
-          <w:sz w:val="19"/>
+          <w:sz w:val="22"/>
           <w:szCs w:val="19"/>
         </w:rPr>
         <w:t xml:space="preserve">Lesson 2-3  ·  Session 1  ·  Prerequisite Practice A  ·  Skill 2 of 2</w:t>
@@ -1746,6 +1756,7 @@
     </w:p>
     <w:p>
       <w:pPr>
+        <w:pStyle w:val="Heading1"/>
         <w:keepNext/>
         <w:spacing w:before="0" w:after="10" w:line="240" w:lineRule="auto"/>
       </w:pPr>
@@ -1765,13 +1776,13 @@
         <w:pBdr>
           <w:bottom w:val="single" w:sz="4" w:space="5" w:color="C9CDD2"/>
         </w:pBdr>
-        <w:spacing w:before="0" w:after="60" w:line="264" w:lineRule="auto"/>
+        <w:spacing w:before="0" w:after="60" w:line="252" w:lineRule="auto"/>
       </w:pPr>
       <w:r>
         <w:rPr>
           <w:rFonts w:ascii="Avenir Next" w:hAnsi="Avenir Next" w:cs="Avenir Next" w:eastAsia="Avenir Next"/>
           <w:color w:val="5A5F66"/>
-          <w:sz w:val="17"/>
+          <w:sz w:val="22"/>
           <w:szCs w:val="17"/>
         </w:rPr>
         <w:t xml:space="preserve">Builds on Grade 4 · 4.NBT.A.2</w:t>
@@ -1814,7 +1825,8 @@
           </w:tcPr>
           <w:p>
             <w:pPr>
-              <w:spacing w:before="0" w:after="0" w:line="252" w:lineRule="auto"/>
+              <w:pStyle w:val="Heading2"/>
+              <w:spacing w:before="0" w:after="0" w:line="246" w:lineRule="auto"/>
             </w:pPr>
             <w:r>
               <w:rPr>
@@ -1837,13 +1849,13 @@
           </w:tcPr>
           <w:p>
             <w:pPr>
-              <w:spacing w:before="0" w:after="0" w:line="264" w:lineRule="auto"/>
+              <w:spacing w:before="0" w:after="0" w:line="252" w:lineRule="auto"/>
             </w:pPr>
             <w:r>
               <w:rPr>
                 <w:rFonts w:ascii="Avenir Next" w:hAnsi="Avenir Next" w:cs="Avenir Next" w:eastAsia="Avenir Next"/>
                 <w:color w:val="1A1A1A"/>
-                <w:sz w:val="20"/>
+                <w:sz w:val="22"/>
                 <w:szCs w:val="20"/>
               </w:rPr>
               <w:t xml:space="preserve">In problem 2 you will count how many homework times are above the median.</w:t>
@@ -1863,7 +1875,8 @@
           </w:tcPr>
           <w:p>
             <w:pPr>
-              <w:spacing w:before="0" w:after="0" w:line="252" w:lineRule="auto"/>
+              <w:pStyle w:val="Heading2"/>
+              <w:spacing w:before="0" w:after="0" w:line="246" w:lineRule="auto"/>
             </w:pPr>
             <w:r>
               <w:rPr>
@@ -1886,13 +1899,13 @@
           </w:tcPr>
           <w:p>
             <w:pPr>
-              <w:spacing w:before="0" w:after="0" w:line="264" w:lineRule="auto"/>
+              <w:spacing w:before="0" w:after="0" w:line="252" w:lineRule="auto"/>
             </w:pPr>
             <w:r>
               <w:rPr>
                 <w:rFonts w:ascii="Avenir Next" w:hAnsi="Avenir Next" w:cs="Avenir Next" w:eastAsia="Avenir Next"/>
                 <w:color w:val="1A1A1A"/>
-                <w:sz w:val="20"/>
+                <w:sz w:val="22"/>
                 <w:szCs w:val="20"/>
               </w:rPr>
               <w:t xml:space="preserve">Count how many values are above and below a number.  </w:t>
@@ -1902,7 +1915,7 @@
                 <w:rFonts w:ascii="Avenir Next" w:hAnsi="Avenir Next" w:cs="Avenir Next" w:eastAsia="Avenir Next"/>
                 <w:b/>
                 <w:color w:val="1A1A1A"/>
-                <w:sz w:val="20"/>
+                <w:sz w:val="22"/>
                 <w:szCs w:val="20"/>
               </w:rPr>
               <w:t xml:space="preserve">You will use it in Practice Form A, problem 2.</w:t>
@@ -1913,6 +1926,7 @@
     </w:tbl>
     <w:p>
       <w:pPr>
+        <w:pStyle w:val="Heading2"/>
         <w:keepNext/>
         <w:pBdr>
           <w:bottom w:val="single" w:sz="8" w:space="3" w:color="003A70"/>
@@ -1928,7 +1942,7 @@
           <w:b/>
           <w:color w:val="003A70"/>
           <w:spacing w:val="14"/>
-          <w:sz w:val="19"/>
+          <w:sz w:val="22"/>
           <w:szCs w:val="19"/>
         </w:rPr>
         <w:t xml:space="preserve">STEPS TO FOLLOW</w:t>
@@ -1947,7 +1961,7 @@
           <w:rFonts w:ascii="Avenir Next" w:hAnsi="Avenir Next" w:cs="Avenir Next" w:eastAsia="Avenir Next"/>
           <w:i/>
           <w:color w:val="5A5F66"/>
-          <w:sz w:val="17"/>
+          <w:sz w:val="22"/>
           <w:szCs w:val="17"/>
         </w:rPr>
         <w:t xml:space="preserve">use these same steps on every problem</w:t>
@@ -1989,6 +2003,7 @@
           </w:tcPr>
           <w:p>
             <w:pPr>
+              <w:pStyle w:val="Heading1"/>
               <w:spacing w:before="0" w:after="0" w:line="240" w:lineRule="auto"/>
               <w:jc w:val="center"/>
             </w:pPr>
@@ -2011,14 +2026,14 @@
           </w:tcPr>
           <w:p>
             <w:pPr>
-              <w:spacing w:before="0" w:after="0" w:line="264" w:lineRule="auto"/>
+              <w:spacing w:before="0" w:after="0" w:line="252" w:lineRule="auto"/>
             </w:pPr>
             <w:r>
               <w:rPr>
                 <w:rFonts w:ascii="Avenir Next" w:hAnsi="Avenir Next" w:cs="Avenir Next" w:eastAsia="Avenir Next"/>
                 <w:b/>
                 <w:color w:val="1A1A1A"/>
-                <w:sz w:val="21"/>
+                <w:sz w:val="22"/>
                 <w:szCs w:val="21"/>
               </w:rPr>
               <w:t xml:space="preserve">Order</w:t>
@@ -2027,7 +2042,7 @@
               <w:rPr>
                 <w:rFonts w:ascii="Avenir Next" w:hAnsi="Avenir Next" w:cs="Avenir Next" w:eastAsia="Avenir Next"/>
                 <w:color w:val="1A1A1A"/>
-                <w:sz w:val="21"/>
+                <w:sz w:val="22"/>
                 <w:szCs w:val="21"/>
               </w:rPr>
               <w:t xml:space="preserve"> the list from least to greatest.</w:t>
@@ -2046,6 +2061,7 @@
           </w:tcPr>
           <w:p>
             <w:pPr>
+              <w:pStyle w:val="Heading1"/>
               <w:spacing w:before="0" w:after="0" w:line="240" w:lineRule="auto"/>
               <w:jc w:val="center"/>
             </w:pPr>
@@ -2068,13 +2084,13 @@
           </w:tcPr>
           <w:p>
             <w:pPr>
-              <w:spacing w:before="0" w:after="0" w:line="264" w:lineRule="auto"/>
+              <w:spacing w:before="0" w:after="0" w:line="252" w:lineRule="auto"/>
             </w:pPr>
             <w:r>
               <w:rPr>
                 <w:rFonts w:ascii="Avenir Next" w:hAnsi="Avenir Next" w:cs="Avenir Next" w:eastAsia="Avenir Next"/>
                 <w:color w:val="1A1A1A"/>
-                <w:sz w:val="21"/>
+                <w:sz w:val="22"/>
                 <w:szCs w:val="21"/>
               </w:rPr>
               <w:t xml:space="preserve">Find the </w:t>
@@ -2084,7 +2100,7 @@
                 <w:rFonts w:ascii="Avenir Next" w:hAnsi="Avenir Next" w:cs="Avenir Next" w:eastAsia="Avenir Next"/>
                 <w:b/>
                 <w:color w:val="1A1A1A"/>
-                <w:sz w:val="21"/>
+                <w:sz w:val="22"/>
                 <w:szCs w:val="21"/>
               </w:rPr>
               <w:t xml:space="preserve">target</w:t>
@@ -2093,7 +2109,7 @@
               <w:rPr>
                 <w:rFonts w:ascii="Avenir Next" w:hAnsi="Avenir Next" w:cs="Avenir Next" w:eastAsia="Avenir Next"/>
                 <w:color w:val="1A1A1A"/>
-                <w:sz w:val="21"/>
+                <w:sz w:val="22"/>
                 <w:szCs w:val="21"/>
               </w:rPr>
               <w:t xml:space="preserve"> number in the list.</w:t>
@@ -2112,6 +2128,7 @@
           </w:tcPr>
           <w:p>
             <w:pPr>
+              <w:pStyle w:val="Heading1"/>
               <w:spacing w:before="0" w:after="0" w:line="240" w:lineRule="auto"/>
               <w:jc w:val="center"/>
             </w:pPr>
@@ -2134,13 +2151,13 @@
           </w:tcPr>
           <w:p>
             <w:pPr>
-              <w:spacing w:before="0" w:after="0" w:line="264" w:lineRule="auto"/>
+              <w:spacing w:before="0" w:after="0" w:line="252" w:lineRule="auto"/>
             </w:pPr>
             <w:r>
               <w:rPr>
                 <w:rFonts w:ascii="Avenir Next" w:hAnsi="Avenir Next" w:cs="Avenir Next" w:eastAsia="Avenir Next"/>
                 <w:color w:val="1A1A1A"/>
-                <w:sz w:val="21"/>
+                <w:sz w:val="22"/>
                 <w:szCs w:val="21"/>
               </w:rPr>
               <w:t xml:space="preserve">Count values </w:t>
@@ -2150,7 +2167,7 @@
                 <w:rFonts w:ascii="Avenir Next" w:hAnsi="Avenir Next" w:cs="Avenir Next" w:eastAsia="Avenir Next"/>
                 <w:b/>
                 <w:color w:val="1A1A1A"/>
-                <w:sz w:val="21"/>
+                <w:sz w:val="22"/>
                 <w:szCs w:val="21"/>
               </w:rPr>
               <w:t xml:space="preserve">above</w:t>
@@ -2159,7 +2176,7 @@
               <w:rPr>
                 <w:rFonts w:ascii="Avenir Next" w:hAnsi="Avenir Next" w:cs="Avenir Next" w:eastAsia="Avenir Next"/>
                 <w:color w:val="1A1A1A"/>
-                <w:sz w:val="21"/>
+                <w:sz w:val="22"/>
                 <w:szCs w:val="21"/>
               </w:rPr>
               <w:t xml:space="preserve"> it. Then count values below it.</w:t>
@@ -2170,6 +2187,7 @@
     </w:tbl>
     <w:p>
       <w:pPr>
+        <w:pStyle w:val="Heading2"/>
         <w:keepNext/>
         <w:pBdr>
           <w:bottom w:val="single" w:sz="8" w:space="3" w:color="003A70"/>
@@ -2185,7 +2203,7 @@
           <w:b/>
           <w:color w:val="003A70"/>
           <w:spacing w:val="14"/>
-          <w:sz w:val="19"/>
+          <w:sz w:val="22"/>
           <w:szCs w:val="19"/>
         </w:rPr>
         <w:t xml:space="preserve">WATCH ME</w:t>
@@ -2204,7 +2222,7 @@
           <w:rFonts w:ascii="Avenir Next" w:hAnsi="Avenir Next" w:cs="Avenir Next" w:eastAsia="Avenir Next"/>
           <w:i/>
           <w:color w:val="5A5F66"/>
-          <w:sz w:val="17"/>
+          <w:sz w:val="22"/>
           <w:szCs w:val="17"/>
         </w:rPr>
         <w:t xml:space="preserve">the steps in action</w:t>
@@ -2212,14 +2230,14 @@
     </w:p>
     <w:p>
       <w:pPr>
-        <w:spacing w:before="0" w:after="40" w:line="264" w:lineRule="auto"/>
+        <w:spacing w:before="0" w:after="40" w:line="252" w:lineRule="auto"/>
       </w:pPr>
       <w:r>
         <w:rPr>
           <w:rFonts w:ascii="Avenir Next" w:hAnsi="Avenir Next" w:cs="Avenir Next" w:eastAsia="Avenir Next"/>
           <w:b/>
           <w:color w:val="1A1A1A"/>
-          <w:sz w:val="21"/>
+          <w:sz w:val="22"/>
           <w:szCs w:val="21"/>
         </w:rPr>
         <w:t xml:space="preserve">Scores: 12, 18, 9, 15, 21, 14, 17. How many are above 15? Below 15?</w:t>
@@ -2230,7 +2248,7 @@
         <w:tabs>
           <w:tab w:val="left" w:pos="950"/>
         </w:tabs>
-        <w:spacing w:before="0" w:after="24" w:line="256" w:lineRule="auto"/>
+        <w:spacing w:before="0" w:after="24" w:line="248" w:lineRule="auto"/>
         <w:ind w:left="950" w:hanging="950"/>
       </w:pPr>
       <w:r>
@@ -2238,25 +2256,25 @@
           <w:rFonts w:ascii="Avenir Next" w:hAnsi="Avenir Next" w:cs="Avenir Next" w:eastAsia="Avenir Next"/>
           <w:b/>
           <w:color w:val="003A70"/>
+          <w:sz w:val="22"/>
+          <w:szCs w:val="19"/>
+        </w:rPr>
+        <w:t xml:space="preserve">Step 1</w:t>
+      </w:r>
+      <w:r>
+        <w:rPr>
+          <w:rFonts w:ascii="Avenir Next" w:hAnsi="Avenir Next" w:cs="Avenir Next" w:eastAsia="Avenir Next"/>
+          <w:color w:val="1A1A1A"/>
           <w:sz w:val="19"/>
           <w:szCs w:val="19"/>
         </w:rPr>
-        <w:t xml:space="preserve">Step 1</w:t>
-      </w:r>
-      <w:r>
-        <w:rPr>
-          <w:rFonts w:ascii="Avenir Next" w:hAnsi="Avenir Next" w:cs="Avenir Next" w:eastAsia="Avenir Next"/>
-          <w:color w:val="1A1A1A"/>
-          <w:sz w:val="19"/>
-          <w:szCs w:val="19"/>
-        </w:rPr>
         <w:tab/>
       </w:r>
       <w:r>
         <w:rPr>
           <w:rFonts w:ascii="Avenir Next" w:hAnsi="Avenir Next" w:cs="Avenir Next" w:eastAsia="Avenir Next"/>
           <w:color w:val="1A1A1A"/>
-          <w:sz w:val="21"/>
+          <w:sz w:val="22"/>
           <w:szCs w:val="21"/>
         </w:rPr>
         <w:t xml:space="preserve">In order: 9, 12, 14, 15, 17, 18, 21.</w:t>
@@ -2267,7 +2285,7 @@
         <w:tabs>
           <w:tab w:val="left" w:pos="950"/>
         </w:tabs>
-        <w:spacing w:before="0" w:after="24" w:line="256" w:lineRule="auto"/>
+        <w:spacing w:before="0" w:after="24" w:line="248" w:lineRule="auto"/>
         <w:ind w:left="950" w:hanging="950"/>
       </w:pPr>
       <w:r>
@@ -2275,25 +2293,25 @@
           <w:rFonts w:ascii="Avenir Next" w:hAnsi="Avenir Next" w:cs="Avenir Next" w:eastAsia="Avenir Next"/>
           <w:b/>
           <w:color w:val="003A70"/>
+          <w:sz w:val="22"/>
+          <w:szCs w:val="19"/>
+        </w:rPr>
+        <w:t xml:space="preserve">Step 2</w:t>
+      </w:r>
+      <w:r>
+        <w:rPr>
+          <w:rFonts w:ascii="Avenir Next" w:hAnsi="Avenir Next" w:cs="Avenir Next" w:eastAsia="Avenir Next"/>
+          <w:color w:val="1A1A1A"/>
           <w:sz w:val="19"/>
           <w:szCs w:val="19"/>
         </w:rPr>
-        <w:t xml:space="preserve">Step 2</w:t>
-      </w:r>
-      <w:r>
-        <w:rPr>
-          <w:rFonts w:ascii="Avenir Next" w:hAnsi="Avenir Next" w:cs="Avenir Next" w:eastAsia="Avenir Next"/>
-          <w:color w:val="1A1A1A"/>
-          <w:sz w:val="19"/>
-          <w:szCs w:val="19"/>
-        </w:rPr>
         <w:tab/>
       </w:r>
       <w:r>
         <w:rPr>
           <w:rFonts w:ascii="Avenir Next" w:hAnsi="Avenir Next" w:cs="Avenir Next" w:eastAsia="Avenir Next"/>
           <w:color w:val="1A1A1A"/>
-          <w:sz w:val="21"/>
+          <w:sz w:val="22"/>
           <w:szCs w:val="21"/>
         </w:rPr>
         <w:t xml:space="preserve">15 is in the 4th place.</w:t>
@@ -2304,7 +2322,7 @@
         <w:tabs>
           <w:tab w:val="left" w:pos="950"/>
         </w:tabs>
-        <w:spacing w:before="0" w:after="24" w:line="256" w:lineRule="auto"/>
+        <w:spacing w:before="0" w:after="24" w:line="248" w:lineRule="auto"/>
         <w:ind w:left="950" w:hanging="950"/>
       </w:pPr>
       <w:r>
@@ -2312,25 +2330,25 @@
           <w:rFonts w:ascii="Avenir Next" w:hAnsi="Avenir Next" w:cs="Avenir Next" w:eastAsia="Avenir Next"/>
           <w:b/>
           <w:color w:val="003A70"/>
+          <w:sz w:val="22"/>
+          <w:szCs w:val="19"/>
+        </w:rPr>
+        <w:t xml:space="preserve">Step 3</w:t>
+      </w:r>
+      <w:r>
+        <w:rPr>
+          <w:rFonts w:ascii="Avenir Next" w:hAnsi="Avenir Next" w:cs="Avenir Next" w:eastAsia="Avenir Next"/>
+          <w:color w:val="1A1A1A"/>
           <w:sz w:val="19"/>
           <w:szCs w:val="19"/>
         </w:rPr>
-        <w:t xml:space="preserve">Step 3</w:t>
-      </w:r>
-      <w:r>
-        <w:rPr>
-          <w:rFonts w:ascii="Avenir Next" w:hAnsi="Avenir Next" w:cs="Avenir Next" w:eastAsia="Avenir Next"/>
-          <w:color w:val="1A1A1A"/>
-          <w:sz w:val="19"/>
-          <w:szCs w:val="19"/>
-        </w:rPr>
         <w:tab/>
       </w:r>
       <w:r>
         <w:rPr>
           <w:rFonts w:ascii="Avenir Next" w:hAnsi="Avenir Next" w:cs="Avenir Next" w:eastAsia="Avenir Next"/>
           <w:color w:val="1A1A1A"/>
-          <w:sz w:val="21"/>
+          <w:sz w:val="22"/>
           <w:szCs w:val="21"/>
         </w:rPr>
         <w:t xml:space="preserve">Above: 17, 18, 21. Below: 9, 12, 14.</w:t>
@@ -2341,7 +2359,7 @@
         <w:tabs>
           <w:tab w:val="left" w:pos="950"/>
         </w:tabs>
-        <w:spacing w:before="20" w:after="0" w:line="256" w:lineRule="auto"/>
+        <w:spacing w:before="20" w:after="0" w:line="248" w:lineRule="auto"/>
         <w:ind w:left="950" w:hanging="950"/>
       </w:pPr>
       <w:r>
@@ -2349,18 +2367,18 @@
           <w:rFonts w:ascii="Avenir Next" w:hAnsi="Avenir Next" w:cs="Avenir Next" w:eastAsia="Avenir Next"/>
           <w:b/>
           <w:color w:val="1A1A1A"/>
+          <w:sz w:val="22"/>
+          <w:szCs w:val="21"/>
+        </w:rPr>
+        <w:t xml:space="preserve">Answer</w:t>
+      </w:r>
+      <w:r>
+        <w:rPr>
+          <w:rFonts w:ascii="Avenir Next" w:hAnsi="Avenir Next" w:cs="Avenir Next" w:eastAsia="Avenir Next"/>
+          <w:color w:val="1A1A1A"/>
           <w:sz w:val="21"/>
           <w:szCs w:val="21"/>
         </w:rPr>
-        <w:t xml:space="preserve">Answer</w:t>
-      </w:r>
-      <w:r>
-        <w:rPr>
-          <w:rFonts w:ascii="Avenir Next" w:hAnsi="Avenir Next" w:cs="Avenir Next" w:eastAsia="Avenir Next"/>
-          <w:color w:val="1A1A1A"/>
-          <w:sz w:val="21"/>
-          <w:szCs w:val="21"/>
-        </w:rPr>
         <w:tab/>
       </w:r>
       <w:r>
@@ -2368,7 +2386,7 @@
           <w:rFonts w:ascii="Avenir Next" w:hAnsi="Avenir Next" w:cs="Avenir Next" w:eastAsia="Avenir Next"/>
           <w:b/>
           <w:color w:val="1A1A1A"/>
-          <w:sz w:val="21"/>
+          <w:sz w:val="22"/>
           <w:szCs w:val="21"/>
         </w:rPr>
         <w:t xml:space="preserve">3 above and 3 below</w:t>
@@ -2376,6 +2394,7 @@
     </w:p>
     <w:p>
       <w:pPr>
+        <w:pStyle w:val="Heading2"/>
         <w:keepNext/>
         <w:pBdr>
           <w:bottom w:val="single" w:sz="8" w:space="3" w:color="003A70"/>
@@ -2391,7 +2410,7 @@
           <w:b/>
           <w:color w:val="003A70"/>
           <w:spacing w:val="14"/>
-          <w:sz w:val="19"/>
+          <w:sz w:val="22"/>
           <w:szCs w:val="19"/>
         </w:rPr>
         <w:t xml:space="preserve">TRY IT WITH HELP</w:t>
@@ -2410,7 +2429,7 @@
           <w:rFonts w:ascii="Avenir Next" w:hAnsi="Avenir Next" w:cs="Avenir Next" w:eastAsia="Avenir Next"/>
           <w:i/>
           <w:color w:val="5A5F66"/>
-          <w:sz w:val="17"/>
+          <w:sz w:val="22"/>
           <w:szCs w:val="17"/>
         </w:rPr>
         <w:t xml:space="preserve">fill in each step</w:t>
@@ -2422,7 +2441,7 @@
         <w:tabs>
           <w:tab w:val="left" w:pos="432"/>
         </w:tabs>
-        <w:spacing w:before="90" w:after="40" w:line="268" w:lineRule="auto"/>
+        <w:spacing w:before="90" w:after="40" w:line="254" w:lineRule="auto"/>
         <w:ind w:left="432" w:hanging="432"/>
       </w:pPr>
       <w:r>
@@ -2460,7 +2479,7 @@
         <w:tabs>
           <w:tab w:val="left" w:pos="1300"/>
         </w:tabs>
-        <w:spacing w:before="0" w:after="24" w:line="272" w:lineRule="auto"/>
+        <w:spacing w:before="0" w:after="24" w:line="256" w:lineRule="auto"/>
         <w:ind w:left="1300" w:hanging="868"/>
       </w:pPr>
       <w:r>
@@ -2468,35 +2487,35 @@
           <w:rFonts w:ascii="Avenir Next" w:hAnsi="Avenir Next" w:cs="Avenir Next" w:eastAsia="Avenir Next"/>
           <w:b/>
           <w:color w:val="003A70"/>
+          <w:sz w:val="22"/>
+          <w:szCs w:val="18"/>
+        </w:rPr>
+        <w:t xml:space="preserve">Step 1</w:t>
+      </w:r>
+      <w:r>
+        <w:rPr>
+          <w:rFonts w:ascii="Avenir Next" w:hAnsi="Avenir Next" w:cs="Avenir Next" w:eastAsia="Avenir Next"/>
+          <w:color w:val="1A1A1A"/>
           <w:sz w:val="18"/>
           <w:szCs w:val="18"/>
         </w:rPr>
-        <w:t xml:space="preserve">Step 1</w:t>
-      </w:r>
-      <w:r>
-        <w:rPr>
-          <w:rFonts w:ascii="Avenir Next" w:hAnsi="Avenir Next" w:cs="Avenir Next" w:eastAsia="Avenir Next"/>
-          <w:color w:val="1A1A1A"/>
-          <w:sz w:val="18"/>
-          <w:szCs w:val="18"/>
-        </w:rPr>
         <w:tab/>
       </w:r>
       <w:r>
         <w:rPr>
           <w:rFonts w:ascii="Avenir Next" w:hAnsi="Avenir Next" w:cs="Avenir Next" w:eastAsia="Avenir Next"/>
           <w:color w:val="1A1A1A"/>
+          <w:sz w:val="22"/>
+          <w:szCs w:val="21"/>
+        </w:rPr>
+        <w:t xml:space="preserve">In order: </w:t>
+      </w:r>
+      <w:r>
+        <w:rPr>
+          <w:rFonts w:ascii="Avenir Next" w:hAnsi="Avenir Next" w:cs="Avenir Next" w:eastAsia="Avenir Next"/>
+          <w:color w:val="1A1A1A"/>
           <w:sz w:val="21"/>
           <w:szCs w:val="21"/>
-        </w:rPr>
-        <w:t xml:space="preserve">In order: </w:t>
-      </w:r>
-      <w:r>
-        <w:rPr>
-          <w:rFonts w:ascii="Avenir Next" w:hAnsi="Avenir Next" w:cs="Avenir Next" w:eastAsia="Avenir Next"/>
-          <w:color w:val="1A1A1A"/>
-          <w:sz w:val="21"/>
-          <w:szCs w:val="21"/>
           <w:u w:val="single"/>
         </w:rPr>
         <w:t xml:space="preserve">                </w:t>
@@ -2505,7 +2524,7 @@
         <w:rPr>
           <w:rFonts w:ascii="Avenir Next" w:hAnsi="Avenir Next" w:cs="Avenir Next" w:eastAsia="Avenir Next"/>
           <w:color w:val="1A1A1A"/>
-          <w:sz w:val="21"/>
+          <w:sz w:val="22"/>
           <w:szCs w:val="21"/>
         </w:rPr>
         <w:t xml:space="preserve">.</w:t>
@@ -2517,7 +2536,7 @@
         <w:tabs>
           <w:tab w:val="left" w:pos="1300"/>
         </w:tabs>
-        <w:spacing w:before="0" w:after="24" w:line="272" w:lineRule="auto"/>
+        <w:spacing w:before="0" w:after="24" w:line="256" w:lineRule="auto"/>
         <w:ind w:left="1300" w:hanging="868"/>
       </w:pPr>
       <w:r>
@@ -2525,35 +2544,35 @@
           <w:rFonts w:ascii="Avenir Next" w:hAnsi="Avenir Next" w:cs="Avenir Next" w:eastAsia="Avenir Next"/>
           <w:b/>
           <w:color w:val="003A70"/>
+          <w:sz w:val="22"/>
+          <w:szCs w:val="18"/>
+        </w:rPr>
+        <w:t xml:space="preserve">Step 2</w:t>
+      </w:r>
+      <w:r>
+        <w:rPr>
+          <w:rFonts w:ascii="Avenir Next" w:hAnsi="Avenir Next" w:cs="Avenir Next" w:eastAsia="Avenir Next"/>
+          <w:color w:val="1A1A1A"/>
           <w:sz w:val="18"/>
           <w:szCs w:val="18"/>
         </w:rPr>
-        <w:t xml:space="preserve">Step 2</w:t>
-      </w:r>
-      <w:r>
-        <w:rPr>
-          <w:rFonts w:ascii="Avenir Next" w:hAnsi="Avenir Next" w:cs="Avenir Next" w:eastAsia="Avenir Next"/>
-          <w:color w:val="1A1A1A"/>
-          <w:sz w:val="18"/>
-          <w:szCs w:val="18"/>
-        </w:rPr>
         <w:tab/>
       </w:r>
       <w:r>
         <w:rPr>
           <w:rFonts w:ascii="Avenir Next" w:hAnsi="Avenir Next" w:cs="Avenir Next" w:eastAsia="Avenir Next"/>
           <w:color w:val="1A1A1A"/>
+          <w:sz w:val="22"/>
+          <w:szCs w:val="21"/>
+        </w:rPr>
+        <w:t xml:space="preserve">5 is in place number </w:t>
+      </w:r>
+      <w:r>
+        <w:rPr>
+          <w:rFonts w:ascii="Avenir Next" w:hAnsi="Avenir Next" w:cs="Avenir Next" w:eastAsia="Avenir Next"/>
+          <w:color w:val="1A1A1A"/>
           <w:sz w:val="21"/>
           <w:szCs w:val="21"/>
-        </w:rPr>
-        <w:t xml:space="preserve">5 is in place number </w:t>
-      </w:r>
-      <w:r>
-        <w:rPr>
-          <w:rFonts w:ascii="Avenir Next" w:hAnsi="Avenir Next" w:cs="Avenir Next" w:eastAsia="Avenir Next"/>
-          <w:color w:val="1A1A1A"/>
-          <w:sz w:val="21"/>
-          <w:szCs w:val="21"/>
           <w:u w:val="single"/>
         </w:rPr>
         <w:t xml:space="preserve">                </w:t>
@@ -2562,7 +2581,7 @@
         <w:rPr>
           <w:rFonts w:ascii="Avenir Next" w:hAnsi="Avenir Next" w:cs="Avenir Next" w:eastAsia="Avenir Next"/>
           <w:color w:val="1A1A1A"/>
-          <w:sz w:val="21"/>
+          <w:sz w:val="22"/>
           <w:szCs w:val="21"/>
         </w:rPr>
         <w:t xml:space="preserve">.</w:t>
@@ -2574,7 +2593,7 @@
         <w:tabs>
           <w:tab w:val="left" w:pos="1300"/>
         </w:tabs>
-        <w:spacing w:before="0" w:after="24" w:line="272" w:lineRule="auto"/>
+        <w:spacing w:before="0" w:after="24" w:line="256" w:lineRule="auto"/>
         <w:ind w:left="1300" w:hanging="868"/>
       </w:pPr>
       <w:r>
@@ -2582,28 +2601,47 @@
           <w:rFonts w:ascii="Avenir Next" w:hAnsi="Avenir Next" w:cs="Avenir Next" w:eastAsia="Avenir Next"/>
           <w:b/>
           <w:color w:val="003A70"/>
+          <w:sz w:val="22"/>
+          <w:szCs w:val="18"/>
+        </w:rPr>
+        <w:t xml:space="preserve">Step 3</w:t>
+      </w:r>
+      <w:r>
+        <w:rPr>
+          <w:rFonts w:ascii="Avenir Next" w:hAnsi="Avenir Next" w:cs="Avenir Next" w:eastAsia="Avenir Next"/>
+          <w:color w:val="1A1A1A"/>
           <w:sz w:val="18"/>
           <w:szCs w:val="18"/>
         </w:rPr>
-        <w:t xml:space="preserve">Step 3</w:t>
-      </w:r>
-      <w:r>
-        <w:rPr>
-          <w:rFonts w:ascii="Avenir Next" w:hAnsi="Avenir Next" w:cs="Avenir Next" w:eastAsia="Avenir Next"/>
-          <w:color w:val="1A1A1A"/>
-          <w:sz w:val="18"/>
-          <w:szCs w:val="18"/>
-        </w:rPr>
         <w:tab/>
       </w:r>
       <w:r>
         <w:rPr>
           <w:rFonts w:ascii="Avenir Next" w:hAnsi="Avenir Next" w:cs="Avenir Next" w:eastAsia="Avenir Next"/>
           <w:color w:val="1A1A1A"/>
+          <w:sz w:val="22"/>
+          <w:szCs w:val="21"/>
+        </w:rPr>
+        <w:t xml:space="preserve">Above: </w:t>
+      </w:r>
+      <w:r>
+        <w:rPr>
+          <w:rFonts w:ascii="Avenir Next" w:hAnsi="Avenir Next" w:cs="Avenir Next" w:eastAsia="Avenir Next"/>
+          <w:color w:val="1A1A1A"/>
           <w:sz w:val="21"/>
           <w:szCs w:val="21"/>
-        </w:rPr>
-        <w:t xml:space="preserve">Above: </w:t>
+          <w:u w:val="single"/>
+        </w:rPr>
+        <w:t xml:space="preserve">                </w:t>
+      </w:r>
+      <w:r>
+        <w:rPr>
+          <w:rFonts w:ascii="Avenir Next" w:hAnsi="Avenir Next" w:cs="Avenir Next" w:eastAsia="Avenir Next"/>
+          <w:color w:val="1A1A1A"/>
+          <w:sz w:val="22"/>
+          <w:szCs w:val="21"/>
+        </w:rPr>
+        <w:t xml:space="preserve"> values. Below: </w:t>
       </w:r>
       <w:r>
         <w:rPr>
@@ -2619,26 +2657,7 @@
         <w:rPr>
           <w:rFonts w:ascii="Avenir Next" w:hAnsi="Avenir Next" w:cs="Avenir Next" w:eastAsia="Avenir Next"/>
           <w:color w:val="1A1A1A"/>
-          <w:sz w:val="21"/>
-          <w:szCs w:val="21"/>
-        </w:rPr>
-        <w:t xml:space="preserve"> values. Below: </w:t>
-      </w:r>
-      <w:r>
-        <w:rPr>
-          <w:rFonts w:ascii="Avenir Next" w:hAnsi="Avenir Next" w:cs="Avenir Next" w:eastAsia="Avenir Next"/>
-          <w:color w:val="1A1A1A"/>
-          <w:sz w:val="21"/>
-          <w:szCs w:val="21"/>
-          <w:u w:val="single"/>
-        </w:rPr>
-        <w:t xml:space="preserve">                </w:t>
-      </w:r>
-      <w:r>
-        <w:rPr>
-          <w:rFonts w:ascii="Avenir Next" w:hAnsi="Avenir Next" w:cs="Avenir Next" w:eastAsia="Avenir Next"/>
-          <w:color w:val="1A1A1A"/>
-          <w:sz w:val="21"/>
+          <w:sz w:val="22"/>
           <w:szCs w:val="21"/>
         </w:rPr>
         <w:t xml:space="preserve"> values.</w:t>
@@ -2655,7 +2674,7 @@
         <w:tabs>
           <w:tab w:val="left" w:pos="432"/>
         </w:tabs>
-        <w:spacing w:before="90" w:after="40" w:line="268" w:lineRule="auto"/>
+        <w:spacing w:before="90" w:after="40" w:line="254" w:lineRule="auto"/>
         <w:ind w:left="432" w:hanging="432"/>
       </w:pPr>
       <w:r>
@@ -2693,7 +2712,7 @@
         <w:tabs>
           <w:tab w:val="left" w:pos="1300"/>
         </w:tabs>
-        <w:spacing w:before="0" w:after="24" w:line="272" w:lineRule="auto"/>
+        <w:spacing w:before="0" w:after="24" w:line="256" w:lineRule="auto"/>
         <w:ind w:left="1300" w:hanging="868"/>
       </w:pPr>
       <w:r>
@@ -2701,35 +2720,35 @@
           <w:rFonts w:ascii="Avenir Next" w:hAnsi="Avenir Next" w:cs="Avenir Next" w:eastAsia="Avenir Next"/>
           <w:b/>
           <w:color w:val="003A70"/>
+          <w:sz w:val="22"/>
+          <w:szCs w:val="18"/>
+        </w:rPr>
+        <w:t xml:space="preserve">Step 1</w:t>
+      </w:r>
+      <w:r>
+        <w:rPr>
+          <w:rFonts w:ascii="Avenir Next" w:hAnsi="Avenir Next" w:cs="Avenir Next" w:eastAsia="Avenir Next"/>
+          <w:color w:val="1A1A1A"/>
           <w:sz w:val="18"/>
           <w:szCs w:val="18"/>
         </w:rPr>
-        <w:t xml:space="preserve">Step 1</w:t>
-      </w:r>
-      <w:r>
-        <w:rPr>
-          <w:rFonts w:ascii="Avenir Next" w:hAnsi="Avenir Next" w:cs="Avenir Next" w:eastAsia="Avenir Next"/>
-          <w:color w:val="1A1A1A"/>
-          <w:sz w:val="18"/>
-          <w:szCs w:val="18"/>
-        </w:rPr>
         <w:tab/>
       </w:r>
       <w:r>
         <w:rPr>
           <w:rFonts w:ascii="Avenir Next" w:hAnsi="Avenir Next" w:cs="Avenir Next" w:eastAsia="Avenir Next"/>
           <w:color w:val="1A1A1A"/>
+          <w:sz w:val="22"/>
+          <w:szCs w:val="21"/>
+        </w:rPr>
+        <w:t xml:space="preserve">In order: </w:t>
+      </w:r>
+      <w:r>
+        <w:rPr>
+          <w:rFonts w:ascii="Avenir Next" w:hAnsi="Avenir Next" w:cs="Avenir Next" w:eastAsia="Avenir Next"/>
+          <w:color w:val="1A1A1A"/>
           <w:sz w:val="21"/>
           <w:szCs w:val="21"/>
-        </w:rPr>
-        <w:t xml:space="preserve">In order: </w:t>
-      </w:r>
-      <w:r>
-        <w:rPr>
-          <w:rFonts w:ascii="Avenir Next" w:hAnsi="Avenir Next" w:cs="Avenir Next" w:eastAsia="Avenir Next"/>
-          <w:color w:val="1A1A1A"/>
-          <w:sz w:val="21"/>
-          <w:szCs w:val="21"/>
           <w:u w:val="single"/>
         </w:rPr>
         <w:t xml:space="preserve">                </w:t>
@@ -2738,7 +2757,7 @@
         <w:rPr>
           <w:rFonts w:ascii="Avenir Next" w:hAnsi="Avenir Next" w:cs="Avenir Next" w:eastAsia="Avenir Next"/>
           <w:color w:val="1A1A1A"/>
-          <w:sz w:val="21"/>
+          <w:sz w:val="22"/>
           <w:szCs w:val="21"/>
         </w:rPr>
         <w:t xml:space="preserve">.</w:t>
@@ -2750,7 +2769,7 @@
         <w:tabs>
           <w:tab w:val="left" w:pos="1300"/>
         </w:tabs>
-        <w:spacing w:before="0" w:after="24" w:line="272" w:lineRule="auto"/>
+        <w:spacing w:before="0" w:after="24" w:line="256" w:lineRule="auto"/>
         <w:ind w:left="1300" w:hanging="868"/>
       </w:pPr>
       <w:r>
@@ -2758,35 +2777,35 @@
           <w:rFonts w:ascii="Avenir Next" w:hAnsi="Avenir Next" w:cs="Avenir Next" w:eastAsia="Avenir Next"/>
           <w:b/>
           <w:color w:val="003A70"/>
+          <w:sz w:val="22"/>
+          <w:szCs w:val="18"/>
+        </w:rPr>
+        <w:t xml:space="preserve">Step 2</w:t>
+      </w:r>
+      <w:r>
+        <w:rPr>
+          <w:rFonts w:ascii="Avenir Next" w:hAnsi="Avenir Next" w:cs="Avenir Next" w:eastAsia="Avenir Next"/>
+          <w:color w:val="1A1A1A"/>
           <w:sz w:val="18"/>
           <w:szCs w:val="18"/>
         </w:rPr>
-        <w:t xml:space="preserve">Step 2</w:t>
-      </w:r>
-      <w:r>
-        <w:rPr>
-          <w:rFonts w:ascii="Avenir Next" w:hAnsi="Avenir Next" w:cs="Avenir Next" w:eastAsia="Avenir Next"/>
-          <w:color w:val="1A1A1A"/>
-          <w:sz w:val="18"/>
-          <w:szCs w:val="18"/>
-        </w:rPr>
         <w:tab/>
       </w:r>
       <w:r>
         <w:rPr>
           <w:rFonts w:ascii="Avenir Next" w:hAnsi="Avenir Next" w:cs="Avenir Next" w:eastAsia="Avenir Next"/>
           <w:color w:val="1A1A1A"/>
+          <w:sz w:val="22"/>
+          <w:szCs w:val="21"/>
+        </w:rPr>
+        <w:t xml:space="preserve">30 is in place number </w:t>
+      </w:r>
+      <w:r>
+        <w:rPr>
+          <w:rFonts w:ascii="Avenir Next" w:hAnsi="Avenir Next" w:cs="Avenir Next" w:eastAsia="Avenir Next"/>
+          <w:color w:val="1A1A1A"/>
           <w:sz w:val="21"/>
           <w:szCs w:val="21"/>
-        </w:rPr>
-        <w:t xml:space="preserve">30 is in place number </w:t>
-      </w:r>
-      <w:r>
-        <w:rPr>
-          <w:rFonts w:ascii="Avenir Next" w:hAnsi="Avenir Next" w:cs="Avenir Next" w:eastAsia="Avenir Next"/>
-          <w:color w:val="1A1A1A"/>
-          <w:sz w:val="21"/>
-          <w:szCs w:val="21"/>
           <w:u w:val="single"/>
         </w:rPr>
         <w:t xml:space="preserve">                </w:t>
@@ -2795,7 +2814,7 @@
         <w:rPr>
           <w:rFonts w:ascii="Avenir Next" w:hAnsi="Avenir Next" w:cs="Avenir Next" w:eastAsia="Avenir Next"/>
           <w:color w:val="1A1A1A"/>
-          <w:sz w:val="21"/>
+          <w:sz w:val="22"/>
           <w:szCs w:val="21"/>
         </w:rPr>
         <w:t xml:space="preserve">.</w:t>
@@ -2807,7 +2826,7 @@
         <w:tabs>
           <w:tab w:val="left" w:pos="1300"/>
         </w:tabs>
-        <w:spacing w:before="0" w:after="24" w:line="272" w:lineRule="auto"/>
+        <w:spacing w:before="0" w:after="24" w:line="256" w:lineRule="auto"/>
         <w:ind w:left="1300" w:hanging="868"/>
       </w:pPr>
       <w:r>
@@ -2815,28 +2834,47 @@
           <w:rFonts w:ascii="Avenir Next" w:hAnsi="Avenir Next" w:cs="Avenir Next" w:eastAsia="Avenir Next"/>
           <w:b/>
           <w:color w:val="003A70"/>
+          <w:sz w:val="22"/>
+          <w:szCs w:val="18"/>
+        </w:rPr>
+        <w:t xml:space="preserve">Step 3</w:t>
+      </w:r>
+      <w:r>
+        <w:rPr>
+          <w:rFonts w:ascii="Avenir Next" w:hAnsi="Avenir Next" w:cs="Avenir Next" w:eastAsia="Avenir Next"/>
+          <w:color w:val="1A1A1A"/>
           <w:sz w:val="18"/>
           <w:szCs w:val="18"/>
         </w:rPr>
-        <w:t xml:space="preserve">Step 3</w:t>
-      </w:r>
-      <w:r>
-        <w:rPr>
-          <w:rFonts w:ascii="Avenir Next" w:hAnsi="Avenir Next" w:cs="Avenir Next" w:eastAsia="Avenir Next"/>
-          <w:color w:val="1A1A1A"/>
-          <w:sz w:val="18"/>
-          <w:szCs w:val="18"/>
-        </w:rPr>
         <w:tab/>
       </w:r>
       <w:r>
         <w:rPr>
           <w:rFonts w:ascii="Avenir Next" w:hAnsi="Avenir Next" w:cs="Avenir Next" w:eastAsia="Avenir Next"/>
           <w:color w:val="1A1A1A"/>
+          <w:sz w:val="22"/>
+          <w:szCs w:val="21"/>
+        </w:rPr>
+        <w:t xml:space="preserve">Above: </w:t>
+      </w:r>
+      <w:r>
+        <w:rPr>
+          <w:rFonts w:ascii="Avenir Next" w:hAnsi="Avenir Next" w:cs="Avenir Next" w:eastAsia="Avenir Next"/>
+          <w:color w:val="1A1A1A"/>
           <w:sz w:val="21"/>
           <w:szCs w:val="21"/>
-        </w:rPr>
-        <w:t xml:space="preserve">Above: </w:t>
+          <w:u w:val="single"/>
+        </w:rPr>
+        <w:t xml:space="preserve">                </w:t>
+      </w:r>
+      <w:r>
+        <w:rPr>
+          <w:rFonts w:ascii="Avenir Next" w:hAnsi="Avenir Next" w:cs="Avenir Next" w:eastAsia="Avenir Next"/>
+          <w:color w:val="1A1A1A"/>
+          <w:sz w:val="22"/>
+          <w:szCs w:val="21"/>
+        </w:rPr>
+        <w:t xml:space="preserve"> value. Below: </w:t>
       </w:r>
       <w:r>
         <w:rPr>
@@ -2852,26 +2890,7 @@
         <w:rPr>
           <w:rFonts w:ascii="Avenir Next" w:hAnsi="Avenir Next" w:cs="Avenir Next" w:eastAsia="Avenir Next"/>
           <w:color w:val="1A1A1A"/>
-          <w:sz w:val="21"/>
-          <w:szCs w:val="21"/>
-        </w:rPr>
-        <w:t xml:space="preserve"> value. Below: </w:t>
-      </w:r>
-      <w:r>
-        <w:rPr>
-          <w:rFonts w:ascii="Avenir Next" w:hAnsi="Avenir Next" w:cs="Avenir Next" w:eastAsia="Avenir Next"/>
-          <w:color w:val="1A1A1A"/>
-          <w:sz w:val="21"/>
-          <w:szCs w:val="21"/>
-          <w:u w:val="single"/>
-        </w:rPr>
-        <w:t xml:space="preserve">                </w:t>
-      </w:r>
-      <w:r>
-        <w:rPr>
-          <w:rFonts w:ascii="Avenir Next" w:hAnsi="Avenir Next" w:cs="Avenir Next" w:eastAsia="Avenir Next"/>
-          <w:color w:val="1A1A1A"/>
-          <w:sz w:val="21"/>
+          <w:sz w:val="22"/>
           <w:szCs w:val="21"/>
         </w:rPr>
         <w:t xml:space="preserve"> values.</w:t>
@@ -2884,6 +2903,7 @@
     </w:p>
     <w:p>
       <w:pPr>
+        <w:pStyle w:val="Heading2"/>
         <w:keepNext/>
         <w:pBdr>
           <w:bottom w:val="single" w:sz="8" w:space="3" w:color="003A70"/>
@@ -2899,7 +2919,7 @@
           <w:b/>
           <w:color w:val="003A70"/>
           <w:spacing w:val="14"/>
-          <w:sz w:val="19"/>
+          <w:sz w:val="22"/>
           <w:szCs w:val="19"/>
         </w:rPr>
         <w:t xml:space="preserve">YOUR TURN</w:t>
@@ -2918,7 +2938,7 @@
           <w:rFonts w:ascii="Avenir Next" w:hAnsi="Avenir Next" w:cs="Avenir Next" w:eastAsia="Avenir Next"/>
           <w:i/>
           <w:color w:val="5A5F66"/>
-          <w:sz w:val="17"/>
+          <w:sz w:val="22"/>
           <w:szCs w:val="17"/>
         </w:rPr>
         <w:t xml:space="preserve">use the steps on your own</w:t>
@@ -2968,7 +2988,7 @@
               <w:tabs>
                 <w:tab w:val="left" w:pos="432"/>
               </w:tabs>
-              <w:spacing w:before="90" w:after="40" w:line="268" w:lineRule="auto"/>
+              <w:spacing w:before="90" w:after="40" w:line="254" w:lineRule="auto"/>
               <w:ind w:left="432" w:hanging="432"/>
             </w:pPr>
             <w:r>
@@ -3042,7 +3062,7 @@
                     <w:tabs>
                       <w:tab w:val="left" w:pos="340"/>
                     </w:tabs>
-                    <w:spacing w:before="0" w:after="0" w:line="276" w:lineRule="auto"/>
+                    <w:spacing w:before="0" w:after="0" w:line="258" w:lineRule="auto"/>
                     <w:ind w:left="340" w:hanging="340"/>
                   </w:pPr>
                   <w:r>
@@ -3090,7 +3110,7 @@
                       <w:szCs w:val="22"/>
                       <w:u w:val="single"/>
                     </w:rPr>
-                    <w:t xml:space="preserve">      </w:t>
+                    <w:t xml:space="preserve">          </w:t>
                   </w:r>
                 </w:p>
               </w:tc>
@@ -3104,7 +3124,7 @@
                     <w:tabs>
                       <w:tab w:val="left" w:pos="340"/>
                     </w:tabs>
-                    <w:spacing w:before="0" w:after="0" w:line="276" w:lineRule="auto"/>
+                    <w:spacing w:before="0" w:after="0" w:line="258" w:lineRule="auto"/>
                     <w:ind w:left="340" w:hanging="340"/>
                   </w:pPr>
                   <w:r>
@@ -3152,7 +3172,7 @@
                       <w:szCs w:val="22"/>
                       <w:u w:val="single"/>
                     </w:rPr>
-                    <w:t xml:space="preserve">      </w:t>
+                    <w:t xml:space="preserve">          </w:t>
                   </w:r>
                 </w:p>
               </w:tc>
@@ -3166,7 +3186,7 @@
                     <w:tabs>
                       <w:tab w:val="left" w:pos="340"/>
                     </w:tabs>
-                    <w:spacing w:before="0" w:after="0" w:line="276" w:lineRule="auto"/>
+                    <w:spacing w:before="0" w:after="0" w:line="258" w:lineRule="auto"/>
                     <w:ind w:left="340" w:hanging="340"/>
                   </w:pPr>
                   <w:r>
@@ -3214,7 +3234,7 @@
                       <w:szCs w:val="22"/>
                       <w:u w:val="single"/>
                     </w:rPr>
-                    <w:t xml:space="preserve">      </w:t>
+                    <w:t xml:space="preserve">          </w:t>
                   </w:r>
                 </w:p>
               </w:tc>
@@ -3234,7 +3254,7 @@
                     <w:tabs>
                       <w:tab w:val="left" w:pos="340"/>
                     </w:tabs>
-                    <w:spacing w:before="0" w:after="0" w:line="276" w:lineRule="auto"/>
+                    <w:spacing w:before="0" w:after="0" w:line="258" w:lineRule="auto"/>
                     <w:ind w:left="340" w:hanging="340"/>
                   </w:pPr>
                   <w:r>
@@ -3282,7 +3302,7 @@
                       <w:szCs w:val="22"/>
                       <w:u w:val="single"/>
                     </w:rPr>
-                    <w:t xml:space="preserve">      </w:t>
+                    <w:t xml:space="preserve">          </w:t>
                   </w:r>
                 </w:p>
               </w:tc>
@@ -3296,7 +3316,7 @@
                     <w:tabs>
                       <w:tab w:val="left" w:pos="340"/>
                     </w:tabs>
-                    <w:spacing w:before="0" w:after="0" w:line="276" w:lineRule="auto"/>
+                    <w:spacing w:before="0" w:after="0" w:line="258" w:lineRule="auto"/>
                     <w:ind w:left="340" w:hanging="340"/>
                   </w:pPr>
                   <w:r>
@@ -3344,7 +3364,7 @@
                       <w:szCs w:val="22"/>
                       <w:u w:val="single"/>
                     </w:rPr>
-                    <w:t xml:space="preserve">      </w:t>
+                    <w:t xml:space="preserve">          </w:t>
                   </w:r>
                 </w:p>
               </w:tc>
@@ -3358,7 +3378,7 @@
                     <w:tabs>
                       <w:tab w:val="left" w:pos="340"/>
                     </w:tabs>
-                    <w:spacing w:before="0" w:after="0" w:line="276" w:lineRule="auto"/>
+                    <w:spacing w:before="0" w:after="0" w:line="258" w:lineRule="auto"/>
                     <w:ind w:left="340" w:hanging="340"/>
                   </w:pPr>
                   <w:r>
@@ -3406,7 +3426,7 @@
                       <w:szCs w:val="22"/>
                       <w:u w:val="single"/>
                     </w:rPr>
-                    <w:t xml:space="preserve">      </w:t>
+                    <w:t xml:space="preserve">          </w:t>
                   </w:r>
                 </w:p>
               </w:tc>
@@ -3427,6 +3447,7 @@
     </w:p>
     <w:p>
       <w:pPr>
+        <w:pStyle w:val="Heading2"/>
         <w:keepNext/>
         <w:pBdr>
           <w:bottom w:val="single" w:sz="8" w:space="3" w:color="003A70"/>
@@ -3442,7 +3463,7 @@
           <w:b/>
           <w:color w:val="003A70"/>
           <w:spacing w:val="14"/>
-          <w:sz w:val="19"/>
+          <w:sz w:val="22"/>
           <w:szCs w:val="19"/>
         </w:rPr>
         <w:t xml:space="preserve">READY CHECK</w:t>
@@ -3461,7 +3482,7 @@
           <w:rFonts w:ascii="Avenir Next" w:hAnsi="Avenir Next" w:cs="Avenir Next" w:eastAsia="Avenir Next"/>
           <w:i/>
           <w:color w:val="5A5F66"/>
-          <w:sz w:val="17"/>
+          <w:sz w:val="22"/>
           <w:szCs w:val="17"/>
         </w:rPr>
         <w:t xml:space="preserve">a problem like the one in today’s lesson</w:t>
@@ -3511,7 +3532,7 @@
               <w:tabs>
                 <w:tab w:val="left" w:pos="432"/>
               </w:tabs>
-              <w:spacing w:before="90" w:after="40" w:line="268" w:lineRule="auto"/>
+              <w:spacing w:before="90" w:after="40" w:line="254" w:lineRule="auto"/>
               <w:ind w:left="432" w:hanging="432"/>
             </w:pPr>
             <w:r>
@@ -3585,7 +3606,7 @@
                     <w:tabs>
                       <w:tab w:val="left" w:pos="340"/>
                     </w:tabs>
-                    <w:spacing w:before="0" w:after="0" w:line="264" w:lineRule="auto"/>
+                    <w:spacing w:before="0" w:after="0" w:line="252" w:lineRule="auto"/>
                     <w:ind w:left="340" w:hanging="340"/>
                   </w:pPr>
                   <w:r>
@@ -3593,25 +3614,25 @@
                       <w:rFonts w:ascii="Avenir Next" w:hAnsi="Avenir Next" w:cs="Avenir Next" w:eastAsia="Avenir Next"/>
                       <w:b/>
                       <w:color w:val="003A70"/>
+                      <w:sz w:val="22"/>
+                      <w:szCs w:val="21"/>
+                    </w:rPr>
+                    <w:t xml:space="preserve">A</w:t>
+                  </w:r>
+                  <w:r>
+                    <w:rPr>
+                      <w:rFonts w:ascii="Avenir Next" w:hAnsi="Avenir Next" w:cs="Avenir Next" w:eastAsia="Avenir Next"/>
+                      <w:color w:val="1A1A1A"/>
                       <w:sz w:val="21"/>
                       <w:szCs w:val="21"/>
                     </w:rPr>
-                    <w:t xml:space="preserve">A</w:t>
-                  </w:r>
-                  <w:r>
-                    <w:rPr>
-                      <w:rFonts w:ascii="Avenir Next" w:hAnsi="Avenir Next" w:cs="Avenir Next" w:eastAsia="Avenir Next"/>
-                      <w:color w:val="1A1A1A"/>
-                      <w:sz w:val="21"/>
-                      <w:szCs w:val="21"/>
-                    </w:rPr>
                     <w:tab/>
                   </w:r>
                   <w:r>
                     <w:rPr>
                       <w:rFonts w:ascii="Avenir Next" w:hAnsi="Avenir Next" w:cs="Avenir Next" w:eastAsia="Avenir Next"/>
                       <w:color w:val="1A1A1A"/>
-                      <w:sz w:val="21"/>
+                      <w:sz w:val="22"/>
                       <w:szCs w:val="21"/>
                     </w:rPr>
                     <w:t xml:space="preserve">3</w:t>
@@ -3628,7 +3649,7 @@
                     <w:tabs>
                       <w:tab w:val="left" w:pos="340"/>
                     </w:tabs>
-                    <w:spacing w:before="0" w:after="0" w:line="264" w:lineRule="auto"/>
+                    <w:spacing w:before="0" w:after="0" w:line="252" w:lineRule="auto"/>
                     <w:ind w:left="340" w:hanging="340"/>
                   </w:pPr>
                   <w:r>
@@ -3636,25 +3657,25 @@
                       <w:rFonts w:ascii="Avenir Next" w:hAnsi="Avenir Next" w:cs="Avenir Next" w:eastAsia="Avenir Next"/>
                       <w:b/>
                       <w:color w:val="003A70"/>
+                      <w:sz w:val="22"/>
+                      <w:szCs w:val="21"/>
+                    </w:rPr>
+                    <w:t xml:space="preserve">B</w:t>
+                  </w:r>
+                  <w:r>
+                    <w:rPr>
+                      <w:rFonts w:ascii="Avenir Next" w:hAnsi="Avenir Next" w:cs="Avenir Next" w:eastAsia="Avenir Next"/>
+                      <w:color w:val="1A1A1A"/>
                       <w:sz w:val="21"/>
                       <w:szCs w:val="21"/>
                     </w:rPr>
-                    <w:t xml:space="preserve">B</w:t>
-                  </w:r>
-                  <w:r>
-                    <w:rPr>
-                      <w:rFonts w:ascii="Avenir Next" w:hAnsi="Avenir Next" w:cs="Avenir Next" w:eastAsia="Avenir Next"/>
-                      <w:color w:val="1A1A1A"/>
-                      <w:sz w:val="21"/>
-                      <w:szCs w:val="21"/>
-                    </w:rPr>
                     <w:tab/>
                   </w:r>
                   <w:r>
                     <w:rPr>
                       <w:rFonts w:ascii="Avenir Next" w:hAnsi="Avenir Next" w:cs="Avenir Next" w:eastAsia="Avenir Next"/>
                       <w:color w:val="1A1A1A"/>
-                      <w:sz w:val="21"/>
+                      <w:sz w:val="22"/>
                       <w:szCs w:val="21"/>
                     </w:rPr>
                     <w:t xml:space="preserve">4</w:t>
@@ -3671,7 +3692,7 @@
                     <w:tabs>
                       <w:tab w:val="left" w:pos="340"/>
                     </w:tabs>
-                    <w:spacing w:before="0" w:after="0" w:line="264" w:lineRule="auto"/>
+                    <w:spacing w:before="0" w:after="0" w:line="252" w:lineRule="auto"/>
                     <w:ind w:left="340" w:hanging="340"/>
                   </w:pPr>
                   <w:r>
@@ -3679,25 +3700,25 @@
                       <w:rFonts w:ascii="Avenir Next" w:hAnsi="Avenir Next" w:cs="Avenir Next" w:eastAsia="Avenir Next"/>
                       <w:b/>
                       <w:color w:val="003A70"/>
+                      <w:sz w:val="22"/>
+                      <w:szCs w:val="21"/>
+                    </w:rPr>
+                    <w:t xml:space="preserve">C</w:t>
+                  </w:r>
+                  <w:r>
+                    <w:rPr>
+                      <w:rFonts w:ascii="Avenir Next" w:hAnsi="Avenir Next" w:cs="Avenir Next" w:eastAsia="Avenir Next"/>
+                      <w:color w:val="1A1A1A"/>
                       <w:sz w:val="21"/>
                       <w:szCs w:val="21"/>
                     </w:rPr>
-                    <w:t xml:space="preserve">C</w:t>
-                  </w:r>
-                  <w:r>
-                    <w:rPr>
-                      <w:rFonts w:ascii="Avenir Next" w:hAnsi="Avenir Next" w:cs="Avenir Next" w:eastAsia="Avenir Next"/>
-                      <w:color w:val="1A1A1A"/>
-                      <w:sz w:val="21"/>
-                      <w:szCs w:val="21"/>
-                    </w:rPr>
                     <w:tab/>
                   </w:r>
                   <w:r>
                     <w:rPr>
                       <w:rFonts w:ascii="Avenir Next" w:hAnsi="Avenir Next" w:cs="Avenir Next" w:eastAsia="Avenir Next"/>
                       <w:color w:val="1A1A1A"/>
-                      <w:sz w:val="21"/>
+                      <w:sz w:val="22"/>
                       <w:szCs w:val="21"/>
                     </w:rPr>
                     <w:t xml:space="preserve">7</w:t>
@@ -3714,7 +3735,7 @@
                     <w:tabs>
                       <w:tab w:val="left" w:pos="340"/>
                     </w:tabs>
-                    <w:spacing w:before="0" w:after="0" w:line="264" w:lineRule="auto"/>
+                    <w:spacing w:before="0" w:after="0" w:line="252" w:lineRule="auto"/>
                     <w:ind w:left="340" w:hanging="340"/>
                   </w:pPr>
                   <w:r>
@@ -3722,25 +3743,25 @@
                       <w:rFonts w:ascii="Avenir Next" w:hAnsi="Avenir Next" w:cs="Avenir Next" w:eastAsia="Avenir Next"/>
                       <w:b/>
                       <w:color w:val="003A70"/>
+                      <w:sz w:val="22"/>
+                      <w:szCs w:val="21"/>
+                    </w:rPr>
+                    <w:t xml:space="preserve">D</w:t>
+                  </w:r>
+                  <w:r>
+                    <w:rPr>
+                      <w:rFonts w:ascii="Avenir Next" w:hAnsi="Avenir Next" w:cs="Avenir Next" w:eastAsia="Avenir Next"/>
+                      <w:color w:val="1A1A1A"/>
                       <w:sz w:val="21"/>
                       <w:szCs w:val="21"/>
                     </w:rPr>
-                    <w:t xml:space="preserve">D</w:t>
-                  </w:r>
-                  <w:r>
-                    <w:rPr>
-                      <w:rFonts w:ascii="Avenir Next" w:hAnsi="Avenir Next" w:cs="Avenir Next" w:eastAsia="Avenir Next"/>
-                      <w:color w:val="1A1A1A"/>
-                      <w:sz w:val="21"/>
-                      <w:szCs w:val="21"/>
-                    </w:rPr>
                     <w:tab/>
                   </w:r>
                   <w:r>
                     <w:rPr>
                       <w:rFonts w:ascii="Avenir Next" w:hAnsi="Avenir Next" w:cs="Avenir Next" w:eastAsia="Avenir Next"/>
                       <w:color w:val="1A1A1A"/>
-                      <w:sz w:val="21"/>
+                      <w:sz w:val="22"/>
                       <w:szCs w:val="21"/>
                     </w:rPr>
                     <w:t xml:space="preserve">30</w:t>
@@ -3789,19 +3810,42 @@
         <w:tblLook w:val="0000" w:firstRow="0" w:lastRow="0" w:firstColumn="0" w:lastColumn="0" w:noHBand="1" w:noVBand="1"/>
       </w:tblPr>
       <w:tblGrid>
-        <w:gridCol w:w="2000"/>
-        <w:gridCol w:w="2300"/>
-        <w:gridCol w:w="2100"/>
-        <w:gridCol w:w="3104"/>
+        <w:gridCol w:w="1750"/>
+        <w:gridCol w:w="2500"/>
+        <w:gridCol w:w="2200"/>
+        <w:gridCol w:w="3054"/>
       </w:tblGrid>
       <w:tr>
         <w:trPr>
           <w:cantSplit/>
-          <w:trHeight w:val="320" w:hRule="atLeast"/>
+          <w:trHeight w:val="300" w:hRule="atLeast"/>
         </w:trPr>
         <w:tc>
           <w:tcPr>
-            <w:tcW w:w="2000" w:type="dxa"/>
+            <w:tcW w:w="1750" w:type="dxa"/>
+            <w:vAlign w:val="center"/>
+          </w:tcPr>
+          <w:p>
+            <w:pPr>
+              <w:pStyle w:val="Heading2"/>
+              <w:spacing w:before="0" w:after="0" w:line="240" w:lineRule="auto"/>
+            </w:pPr>
+            <w:r>
+              <w:rPr>
+                <w:rFonts w:ascii="Avenir Next" w:hAnsi="Avenir Next" w:cs="Avenir Next" w:eastAsia="Avenir Next"/>
+                <w:b/>
+                <w:color w:val="003A70"/>
+                <w:spacing w:val="12"/>
+                <w:sz w:val="15"/>
+                <w:szCs w:val="15"/>
+              </w:rPr>
+              <w:t xml:space="preserve">CHECK YOURSELF</w:t>
+            </w:r>
+          </w:p>
+        </w:tc>
+        <w:tc>
+          <w:tcPr>
+            <w:tcW w:w="2500" w:type="dxa"/>
             <w:vAlign w:val="center"/>
           </w:tcPr>
           <w:p>
@@ -3810,20 +3854,27 @@
             </w:pPr>
             <w:r>
               <w:rPr>
-                <w:rFonts w:ascii="Avenir Next" w:hAnsi="Avenir Next" w:cs="Avenir Next" w:eastAsia="Avenir Next"/>
-                <w:b/>
-                <w:color w:val="003A70"/>
-                <w:spacing w:val="12"/>
-                <w:sz w:val="15"/>
-                <w:szCs w:val="15"/>
-              </w:rPr>
-              <w:t xml:space="preserve">CHECK YOURSELF</w:t>
+                <w:rFonts w:ascii="Arial" w:hAnsi="Arial" w:cs="Arial" w:eastAsia="Arial"/>
+                <w:color w:val="1A1A1A"/>
+                <w:sz w:val="20"/>
+                <w:szCs w:val="20"/>
+              </w:rPr>
+              <w:t xml:space="preserve">□</w:t>
+            </w:r>
+            <w:r>
+              <w:rPr>
+                <w:rFonts w:ascii="Avenir Next" w:hAnsi="Avenir Next" w:cs="Avenir Next" w:eastAsia="Avenir Next"/>
+                <w:color w:val="1A1A1A"/>
+                <w:sz w:val="17"/>
+                <w:szCs w:val="17"/>
+              </w:rPr>
+              <w:t xml:space="preserve">  I can do this on my own</w:t>
             </w:r>
           </w:p>
         </w:tc>
         <w:tc>
           <w:tcPr>
-            <w:tcW w:w="2300" w:type="dxa"/>
+            <w:tcW w:w="2200" w:type="dxa"/>
             <w:vAlign w:val="center"/>
           </w:tcPr>
           <w:p>
@@ -3834,8 +3885,8 @@
               <w:rPr>
                 <w:rFonts w:ascii="Arial" w:hAnsi="Arial" w:cs="Arial" w:eastAsia="Arial"/>
                 <w:color w:val="1A1A1A"/>
-                <w:sz w:val="24"/>
-                <w:szCs w:val="24"/>
+                <w:sz w:val="20"/>
+                <w:szCs w:val="20"/>
               </w:rPr>
               <w:t xml:space="preserve">□</w:t>
             </w:r>
@@ -3846,13 +3897,13 @@
                 <w:sz w:val="17"/>
                 <w:szCs w:val="17"/>
               </w:rPr>
-              <w:t xml:space="preserve">  I can do this on my own</w:t>
+              <w:t xml:space="preserve">  I need a little help</w:t>
             </w:r>
           </w:p>
         </w:tc>
         <w:tc>
           <w:tcPr>
-            <w:tcW w:w="2100" w:type="dxa"/>
+            <w:tcW w:w="3054" w:type="dxa"/>
             <w:vAlign w:val="center"/>
           </w:tcPr>
           <w:p>
@@ -3863,37 +3914,8 @@
               <w:rPr>
                 <w:rFonts w:ascii="Arial" w:hAnsi="Arial" w:cs="Arial" w:eastAsia="Arial"/>
                 <w:color w:val="1A1A1A"/>
-                <w:sz w:val="24"/>
-                <w:szCs w:val="24"/>
-              </w:rPr>
-              <w:t xml:space="preserve">□</w:t>
-            </w:r>
-            <w:r>
-              <w:rPr>
-                <w:rFonts w:ascii="Avenir Next" w:hAnsi="Avenir Next" w:cs="Avenir Next" w:eastAsia="Avenir Next"/>
-                <w:color w:val="1A1A1A"/>
-                <w:sz w:val="17"/>
-                <w:szCs w:val="17"/>
-              </w:rPr>
-              <w:t xml:space="preserve">  I need a little help</w:t>
-            </w:r>
-          </w:p>
-        </w:tc>
-        <w:tc>
-          <w:tcPr>
-            <w:tcW w:w="3104" w:type="dxa"/>
-            <w:vAlign w:val="center"/>
-          </w:tcPr>
-          <w:p>
-            <w:pPr>
-              <w:spacing w:before="0" w:after="0" w:line="240" w:lineRule="auto"/>
-            </w:pPr>
-            <w:r>
-              <w:rPr>
-                <w:rFonts w:ascii="Arial" w:hAnsi="Arial" w:cs="Arial" w:eastAsia="Arial"/>
-                <w:color w:val="1A1A1A"/>
-                <w:sz w:val="24"/>
-                <w:szCs w:val="24"/>
+                <w:sz w:val="20"/>
+                <w:szCs w:val="20"/>
               </w:rPr>
               <w:t xml:space="preserve">□</w:t>
             </w:r>
@@ -3928,7 +3950,7 @@
     <w:sectPr>
       <w:footerReference w:type="default" r:id="rIdFooter1"/>
       <w:pgSz w:w="12240" w:h="15840"/>
-      <w:pgMar w:top="893" w:right="1224" w:bottom="835" w:left="1512" w:header="432" w:footer="432" w:gutter="0"/>
+      <w:pgMar w:top="780" w:right="1224" w:bottom="760" w:left="1512" w:header="432" w:footer="432" w:gutter="0"/>
       <w:cols w:space="720"/>
     </w:sectPr>
   </w:body>
@@ -4008,7 +4030,106 @@
               <w:sz w:val="15"/>
               <w:szCs w:val="15"/>
             </w:rPr>
-            <w:t xml:space="preserve">Lesson 2-3  ·  Session 1  ·  Prerequisite Practice A</w:t>
+            <w:t xml:space="preserve">2-3 · Page </w:t>
+          </w:r>
+          <w:r>
+            <w:rPr>
+              <w:rFonts w:ascii="Avenir Next" w:hAnsi="Avenir Next" w:cs="Avenir Next" w:eastAsia="Avenir Next"/>
+              <w:color w:val="5A5F66"/>
+              <w:sz w:val="15"/>
+              <w:szCs w:val="15"/>
+            </w:rPr>
+            <w:fldChar w:fldCharType="begin"/>
+          </w:r>
+          <w:r>
+            <w:rPr>
+              <w:rFonts w:ascii="Avenir Next" w:hAnsi="Avenir Next" w:cs="Avenir Next" w:eastAsia="Avenir Next"/>
+              <w:color w:val="5A5F66"/>
+              <w:sz w:val="15"/>
+              <w:szCs w:val="15"/>
+            </w:rPr>
+            <w:instrText xml:space="preserve"> PAGE </w:instrText>
+          </w:r>
+          <w:r>
+            <w:rPr>
+              <w:rFonts w:ascii="Avenir Next" w:hAnsi="Avenir Next" w:cs="Avenir Next" w:eastAsia="Avenir Next"/>
+              <w:color w:val="5A5F66"/>
+              <w:sz w:val="15"/>
+              <w:szCs w:val="15"/>
+            </w:rPr>
+            <w:fldChar w:fldCharType="separate"/>
+          </w:r>
+          <w:r>
+            <w:rPr>
+              <w:rFonts w:ascii="Avenir Next" w:hAnsi="Avenir Next" w:cs="Avenir Next" w:eastAsia="Avenir Next"/>
+              <w:color w:val="5A5F66"/>
+              <w:sz w:val="15"/>
+              <w:szCs w:val="15"/>
+            </w:rPr>
+            <w:t xml:space="preserve">1</w:t>
+          </w:r>
+          <w:r>
+            <w:rPr>
+              <w:rFonts w:ascii="Avenir Next" w:hAnsi="Avenir Next" w:cs="Avenir Next" w:eastAsia="Avenir Next"/>
+              <w:color w:val="5A5F66"/>
+              <w:sz w:val="15"/>
+              <w:szCs w:val="15"/>
+            </w:rPr>
+            <w:fldChar w:fldCharType="end"/>
+          </w:r>
+          <w:r>
+            <w:rPr>
+              <w:rFonts w:ascii="Avenir Next" w:hAnsi="Avenir Next" w:cs="Avenir Next" w:eastAsia="Avenir Next"/>
+              <w:color w:val="5A5F66"/>
+              <w:sz w:val="15"/>
+              <w:szCs w:val="15"/>
+            </w:rPr>
+            <w:t xml:space="preserve"> of </w:t>
+          </w:r>
+          <w:r>
+            <w:rPr>
+              <w:rFonts w:ascii="Avenir Next" w:hAnsi="Avenir Next" w:cs="Avenir Next" w:eastAsia="Avenir Next"/>
+              <w:color w:val="5A5F66"/>
+              <w:sz w:val="15"/>
+              <w:szCs w:val="15"/>
+            </w:rPr>
+            <w:fldChar w:fldCharType="begin"/>
+          </w:r>
+          <w:r>
+            <w:rPr>
+              <w:rFonts w:ascii="Avenir Next" w:hAnsi="Avenir Next" w:cs="Avenir Next" w:eastAsia="Avenir Next"/>
+              <w:color w:val="5A5F66"/>
+              <w:sz w:val="15"/>
+              <w:szCs w:val="15"/>
+            </w:rPr>
+            <w:instrText xml:space="preserve"> NUMPAGES </w:instrText>
+          </w:r>
+          <w:r>
+            <w:rPr>
+              <w:rFonts w:ascii="Avenir Next" w:hAnsi="Avenir Next" w:cs="Avenir Next" w:eastAsia="Avenir Next"/>
+              <w:color w:val="5A5F66"/>
+              <w:sz w:val="15"/>
+              <w:szCs w:val="15"/>
+            </w:rPr>
+            <w:fldChar w:fldCharType="separate"/>
+          </w:r>
+          <w:r>
+            <w:rPr>
+              <w:rFonts w:ascii="Avenir Next" w:hAnsi="Avenir Next" w:cs="Avenir Next" w:eastAsia="Avenir Next"/>
+              <w:color w:val="5A5F66"/>
+              <w:sz w:val="15"/>
+              <w:szCs w:val="15"/>
+            </w:rPr>
+            <w:t xml:space="preserve">1</w:t>
+          </w:r>
+          <w:r>
+            <w:rPr>
+              <w:rFonts w:ascii="Avenir Next" w:hAnsi="Avenir Next" w:cs="Avenir Next" w:eastAsia="Avenir Next"/>
+              <w:color w:val="5A5F66"/>
+              <w:sz w:val="15"/>
+              <w:szCs w:val="15"/>
+            </w:rPr>
+            <w:fldChar w:fldCharType="end"/>
           </w:r>
         </w:p>
       </w:tc>
@@ -4051,5 +4172,23 @@
       </w:tblCellMar>
     </w:tblPr>
   </w:style>
+  <w:style w:type="paragraph" w:styleId="Heading1">
+    <w:name w:val="heading 1"/>
+    <w:basedOn w:val="Normal"/>
+    <w:pPr>
+      <w:outlineLvl w:val="0"/>
+      <w:keepNext w:val="0"/>
+      <w:keepLines w:val="0"/>
+    </w:pPr>
+  </w:style>
+  <w:style w:type="paragraph" w:styleId="Heading2">
+    <w:name w:val="heading 2"/>
+    <w:basedOn w:val="Normal"/>
+    <w:pPr>
+      <w:outlineLvl w:val="1"/>
+      <w:keepNext w:val="0"/>
+      <w:keepLines w:val="0"/>
+    </w:pPr>
+  </w:style>
 </w:styles>
 </file>